--- a/packaging/user_guides/LOMA_User_Guide_EN.docx
+++ b/packaging/user_guides/LOMA_User_Guide_EN.docx
@@ -1,6 +1,6 @@
 
 <file path=word/document.xml><?xml version="1.0" encoding="utf-8"?>
-<w:document xmlns:wpc="http://schemas.microsoft.com/office/word/2010/wordprocessingCanvas" xmlns:mc="http://schemas.openxmlformats.org/markup-compatibility/2006" xmlns:o="urn:schemas-microsoft-com:office:office" xmlns:r="http://schemas.openxmlformats.org/officeDocument/2006/relationships" xmlns:m="http://schemas.openxmlformats.org/officeDocument/2006/math" xmlns:v="urn:schemas-microsoft-com:vml" xmlns:wp14="http://schemas.microsoft.com/office/word/2010/wordprocessingDrawing" xmlns:wp="http://schemas.openxmlformats.org/drawingml/2006/wordprocessingDrawing" xmlns:w10="urn:schemas-microsoft-com:office:word" xmlns:w="http://schemas.openxmlformats.org/wordprocessingml/2006/main" xmlns:w14="http://schemas.microsoft.com/office/word/2010/wordml" xmlns:w15="http://schemas.microsoft.com/office/word/2012/wordml" xmlns:wpg="http://schemas.microsoft.com/office/word/2010/wordprocessingGroup" xmlns:wpi="http://schemas.microsoft.com/office/word/2010/wordprocessingInk" xmlns:wne="http://schemas.microsoft.com/office/word/2006/wordml" xmlns:wps="http://schemas.microsoft.com/office/word/2010/wordprocessingShape" xmlns:cx="http://schemas.microsoft.com/office/drawing/2014/chartex" xmlns:cx1="http://schemas.microsoft.com/office/drawing/2015/9/8/chartex" xmlns:cx2="http://schemas.microsoft.com/office/drawing/2015/10/21/chartex" xmlns:cx3="http://schemas.microsoft.com/office/drawing/2016/5/9/chartex" xmlns:cx4="http://schemas.microsoft.com/office/drawing/2016/5/10/chartex" xmlns:cx5="http://schemas.microsoft.com/office/drawing/2016/5/11/chartex" xmlns:cx6="http://schemas.microsoft.com/office/drawing/2016/5/12/chartex" xmlns:cx7="http://schemas.microsoft.com/office/drawing/2016/5/13/chartex" xmlns:cx8="http://schemas.microsoft.com/office/drawing/2016/5/14/chartex" xmlns:aink="http://schemas.microsoft.com/office/drawing/2016/ink" xmlns:am3d="http://schemas.microsoft.com/office/drawing/2017/model3d" xmlns:w16cex="http://schemas.microsoft.com/office/word/2018/wordml/cex" xmlns:w16cid="http://schemas.microsoft.com/office/word/2016/wordml/cid" xmlns:w16="http://schemas.microsoft.com/office/word/2018/wordml" xmlns:w16sdtdh="http://schemas.microsoft.com/office/word/2020/wordml/sdtdatahash" xmlns:w16se="http://schemas.microsoft.com/office/word/2015/wordml/symex" mc:Ignorable="w14 w15 wp14">
+<w:document xmlns:wpc="http://schemas.microsoft.com/office/word/2010/wordprocessingCanvas" xmlns:cx="http://schemas.microsoft.com/office/drawing/2014/chartex" xmlns:cx1="http://schemas.microsoft.com/office/drawing/2015/9/8/chartex" xmlns:cx2="http://schemas.microsoft.com/office/drawing/2015/10/21/chartex" xmlns:cx3="http://schemas.microsoft.com/office/drawing/2016/5/9/chartex" xmlns:cx4="http://schemas.microsoft.com/office/drawing/2016/5/10/chartex" xmlns:cx5="http://schemas.microsoft.com/office/drawing/2016/5/11/chartex" xmlns:cx6="http://schemas.microsoft.com/office/drawing/2016/5/12/chartex" xmlns:cx7="http://schemas.microsoft.com/office/drawing/2016/5/13/chartex" xmlns:cx8="http://schemas.microsoft.com/office/drawing/2016/5/14/chartex" xmlns:mc="http://schemas.openxmlformats.org/markup-compatibility/2006" xmlns:aink="http://schemas.microsoft.com/office/drawing/2016/ink" xmlns:am3d="http://schemas.microsoft.com/office/drawing/2017/model3d" xmlns:o="urn:schemas-microsoft-com:office:office" xmlns:oel="http://schemas.microsoft.com/office/2019/extlst" xmlns:r="http://schemas.openxmlformats.org/officeDocument/2006/relationships" xmlns:m="http://schemas.openxmlformats.org/officeDocument/2006/math" xmlns:v="urn:schemas-microsoft-com:vml" xmlns:wp14="http://schemas.microsoft.com/office/word/2010/wordprocessingDrawing" xmlns:wp="http://schemas.openxmlformats.org/drawingml/2006/wordprocessingDrawing" xmlns:w10="urn:schemas-microsoft-com:office:word" xmlns:w="http://schemas.openxmlformats.org/wordprocessingml/2006/main" xmlns:w14="http://schemas.microsoft.com/office/word/2010/wordml" xmlns:w15="http://schemas.microsoft.com/office/word/2012/wordml" xmlns:w16cex="http://schemas.microsoft.com/office/word/2018/wordml/cex" xmlns:w16cid="http://schemas.microsoft.com/office/word/2016/wordml/cid" xmlns:w16="http://schemas.microsoft.com/office/word/2018/wordml" xmlns:w16du="http://schemas.microsoft.com/office/word/2023/wordml/word16du" xmlns:w16sdtdh="http://schemas.microsoft.com/office/word/2020/wordml/sdtdatahash" xmlns:w16sdtfl="http://schemas.microsoft.com/office/word/2024/wordml/sdtformatlock" xmlns:w16se="http://schemas.microsoft.com/office/word/2015/wordml/symex" xmlns:wpg="http://schemas.microsoft.com/office/word/2010/wordprocessingGroup" xmlns:wpi="http://schemas.microsoft.com/office/word/2010/wordprocessingInk" xmlns:wne="http://schemas.microsoft.com/office/word/2006/wordml" xmlns:wps="http://schemas.microsoft.com/office/word/2010/wordprocessingShape" mc:Ignorable="w14 w15 w16se w16cid w16 w16cex w16sdtdh w16sdtfl w16du wp14">
   <w:body>
     <w:p>
       <w:pPr>
@@ -19,12 +19,12 @@
           <w:sz w:val="96"/>
           <w:szCs w:val="96"/>
         </w:rPr>
-        <w:t xml:space="preserve">LOMA</w:t>
-      </w:r>
-    </w:p>
-    <w:p>
-      <w:pPr>
-        <w:spacing w:after="400" w:before="100"/>
+        <w:t>LOMA</w:t>
+      </w:r>
+    </w:p>
+    <w:p>
+      <w:pPr>
+        <w:spacing w:before="100" w:after="400"/>
         <w:jc w:val="center"/>
       </w:pPr>
       <w:r>
@@ -35,7 +35,7 @@
           <w:sz w:val="40"/>
           <w:szCs w:val="40"/>
         </w:rPr>
-        <w:t xml:space="preserve">Extended Edition</w:t>
+        <w:t>Extended Edition</w:t>
       </w:r>
     </w:p>
     <w:p>
@@ -49,7 +49,7 @@
           <w:sz w:val="28"/>
           <w:szCs w:val="28"/>
         </w:rPr>
-        <w:t xml:space="preserve">User Guide — Version 1.0.0</w:t>
+        <w:t>User Guide — Version 1.0.0</w:t>
       </w:r>
     </w:p>
     <w:p>
@@ -65,7 +65,17 @@
           <w:sz w:val="22"/>
           <w:szCs w:val="22"/>
         </w:rPr>
-        <w:t xml:space="preserve">Extended Edition: guided web research, a live news brief, a general-purpose web viewer, and every Core Edition extension</w:t>
+        <w:t>Extended Edition: guided web research, a live news brief, a general-purpose web viewer, and Core Edition extension</w:t>
+      </w:r>
+      <w:r>
+        <w:rPr>
+          <w:i/>
+          <w:iCs/>
+          <w:color w:val="555555"/>
+          <w:sz w:val="22"/>
+          <w:szCs w:val="22"/>
+        </w:rPr>
+        <w:t>s</w:t>
       </w:r>
     </w:p>
     <w:p>
@@ -76,7 +86,7 @@
     <w:p>
       <w:pPr>
         <w:pStyle w:val="Heading1"/>
-        <w:spacing w:after="200" w:before="480"/>
+        <w:spacing w:before="480" w:after="200"/>
       </w:pPr>
       <w:r>
         <w:rPr>
@@ -84,7 +94,8 @@
           <w:bCs/>
           <w:color w:val="1E3A5F"/>
         </w:rPr>
-        <w:t xml:space="preserve">Welcome to LOMA</w:t>
+        <w:lastRenderedPageBreak/>
+        <w:t>Welcome to LOMA</w:t>
       </w:r>
     </w:p>
     <w:p>
@@ -92,17 +103,13 @@
         <w:spacing w:after="180"/>
       </w:pPr>
       <w:r>
-        <w:rPr>
-          <w:i w:val="false"/>
-          <w:iCs w:val="false"/>
-        </w:rPr>
-        <w:t xml:space="preserve">LOMA (Local Orchestrated Multimodal Automation) runs on your own machine using local LLMs. It plans, generates, and compiles multimodal work — chat, documents, presentations, images, and more. Extended Edition builds on Core Edition by adding guided web research, a live news brief, and a general-purpose web viewer, so LOMA can ground answers in the open web when you choose to — while your files and models still stay local by default.</w:t>
+        <w:t>LOMA (Local Orchestrated Multimodal Automation) runs on your own machine using local LLMs. It plans, generates, and compiles multimodal work — chat, documents, presentations, images, and more. Extended Edition builds on Core Edition by adding guided web research, a live news brief, and a general-purpose web viewer, so LOMA can ground answers in the open web when you choose to — while your files and models still stay local by default.</w:t>
       </w:r>
     </w:p>
     <w:p>
       <w:pPr>
         <w:pStyle w:val="Heading2"/>
-        <w:spacing w:after="160" w:before="320"/>
+        <w:spacing w:before="320" w:after="160"/>
       </w:pPr>
       <w:r>
         <w:rPr>
@@ -110,7 +117,7 @@
           <w:bCs/>
           <w:color w:val="2563EB"/>
         </w:rPr>
-        <w:t xml:space="preserve">What LOMA Can Do</w:t>
+        <w:t>What LOMA Can Do</w:t>
       </w:r>
     </w:p>
     <w:p>
@@ -123,7 +130,7 @@
         <w:spacing w:after="90"/>
       </w:pPr>
       <w:r>
-        <w:t xml:space="preserve">Chat &amp; quick Q&amp;A in the workspace — LOMA decides on its own whether to reply, draft a deliverable, or edit a file you’ve attached.</w:t>
+        <w:t>Chat &amp; quick Q&amp;A in the workspace — LOMA decides on its own whether to reply, draft a deliverable, or edit a file you’ve attached.</w:t>
       </w:r>
     </w:p>
     <w:p>
@@ -136,7 +143,7 @@
         <w:spacing w:after="90"/>
       </w:pPr>
       <w:r>
-        <w:t xml:space="preserve">Generate documents and images from natural-language requests.</w:t>
+        <w:t>Generate documents and images from natural-language requests.</w:t>
       </w:r>
     </w:p>
     <w:p>
@@ -149,7 +156,7 @@
         <w:spacing w:after="90"/>
       </w:pPr>
       <w:r>
-        <w:t xml:space="preserve">Read documents, PDFs, presentations, spreadsheets, images, video frames, and sound files as context.</w:t>
+        <w:t>Read documents, PDFs, presentations, spreadsheets, images, video frames, and sound files as context.</w:t>
       </w:r>
     </w:p>
     <w:p>
@@ -162,7 +169,7 @@
         <w:spacing w:after="90"/>
       </w:pPr>
       <w:r>
-        <w:t xml:space="preserve">Turn on “Search the internet for grounded replies” (Settings → Everyday) so chat can look up live information; Research and News Brief search the web independently of that toggle.</w:t>
+        <w:t>Turn on “Search the internet for grounded replies” (Settings → Everyday) so chat can look up live information; Research and News Brief search the web independently of that toggle.</w:t>
       </w:r>
     </w:p>
     <w:p>
@@ -175,7 +182,13 @@
         <w:spacing w:after="90"/>
       </w:pPr>
       <w:r>
-        <w:t xml:space="preserve">Eight bundled extensions: Chat Archive, Document Editor, Document Intelligence, Research, Token Usage, Web Viewer, History Events, and News Brief.</w:t>
+        <w:t xml:space="preserve">Eight bundled extensions: Chat Archive, Document Editor, </w:t>
+      </w:r>
+      <w:r>
+        <w:t>Knowledge Vault</w:t>
+      </w:r>
+      <w:r>
+        <w:t>, Research, Token Usage, Web Viewer, History Events, and News Brief.</w:t>
       </w:r>
     </w:p>
     <w:p>
@@ -188,13 +201,13 @@
         <w:spacing w:after="90"/>
       </w:pPr>
       <w:r>
-        <w:t xml:space="preserve">Models and inference stay local (via Ollama) — nothing leaves your machine unless an extension fetches a web page or search result you asked for.</w:t>
+        <w:t>Models and inference stay local (via Ollama) — nothing leaves your machine unless an extension fetches a web page or search result you asked for.</w:t>
       </w:r>
     </w:p>
     <w:p>
       <w:pPr>
         <w:pStyle w:val="Heading1"/>
-        <w:spacing w:after="200" w:before="480"/>
+        <w:spacing w:before="480" w:after="200"/>
       </w:pPr>
       <w:r>
         <w:rPr>
@@ -202,7 +215,7 @@
           <w:bCs/>
           <w:color w:val="1E3A5F"/>
         </w:rPr>
-        <w:t xml:space="preserve">Editions at a Glance</w:t>
+        <w:t>Editions at a Glance</w:t>
       </w:r>
     </w:p>
     <w:p>
@@ -210,11 +223,7 @@
         <w:spacing w:after="180"/>
       </w:pPr>
       <w:r>
-        <w:rPr>
-          <w:i w:val="false"/>
-          <w:iCs w:val="false"/>
-        </w:rPr>
-        <w:t xml:space="preserve">LOMA ships in three editions that build on each other. This guide covers Extended Edition.</w:t>
+        <w:t>LOMA ships in three editions that build on each other. This guide covers Extended Edition.</w:t>
       </w:r>
     </w:p>
     <w:p>
@@ -227,7 +236,7 @@
         <w:spacing w:after="90"/>
       </w:pPr>
       <w:r>
-        <w:t xml:space="preserve">Core: simplified UI, offline only, direct mode, four bundled extensions.</w:t>
+        <w:t>Core: simplified UI, offline only, direct mode, four bundled extensions.</w:t>
       </w:r>
     </w:p>
     <w:p>
@@ -240,7 +249,7 @@
         <w:spacing w:after="90"/>
       </w:pPr>
       <w:r>
-        <w:t xml:space="preserve">Extended: adds guided Research, a Web Viewer, and a News Brief extension — this guide.</w:t>
+        <w:t>Extended: adds guided Research, a Web Viewer, and a News Brief extension — this guide.</w:t>
       </w:r>
     </w:p>
     <w:p>
@@ -253,13 +262,14 @@
         <w:spacing w:after="90"/>
       </w:pPr>
       <w:r>
-        <w:t xml:space="preserve">Complete: full multi-panel UI, every extension, plus planner mode for multi-step tasks.</w:t>
+        <w:t>Complete: full multi-panel UI, every extension, plus planner mode for multi-step tasks.</w:t>
       </w:r>
     </w:p>
     <w:p>
       <w:pPr>
         <w:pStyle w:val="Heading1"/>
-        <w:spacing w:after="200" w:before="480"/>
+        <w:pageBreakBefore/>
+        <w:spacing w:before="480" w:after="200"/>
       </w:pPr>
       <w:r>
         <w:rPr>
@@ -267,7 +277,8 @@
           <w:bCs/>
           <w:color w:val="1E3A5F"/>
         </w:rPr>
-        <w:t xml:space="preserve">Home — Workspace</w:t>
+        <w:lastRenderedPageBreak/>
+        <w:t>Home — Workspace</w:t>
       </w:r>
     </w:p>
     <w:p>
@@ -275,30 +286,29 @@
         <w:spacing w:after="180"/>
       </w:pPr>
       <w:r>
-        <w:rPr>
-          <w:i w:val="false"/>
-          <w:iCs w:val="false"/>
-        </w:rPr>
-        <w:t xml:space="preserve">The Home screen is a three-panel layout: the left sidebar for sources, output format, and the active extension picker; the middle panel for whichever extension’s tools you’ve selected; and the workspace chat on the right, where you type requests and see every result, including streamed News Brief and Research output.</w:t>
+        <w:t>The Home screen is a three-panel layout: the left sidebar for sources, output format, and the active extension picker; the middle panel for whichever extension’s tools you’ve selected; and the workspace chat on the right, where you type requests and see every result, including streamed News Brief and Research output.</w:t>
       </w:r>
     </w:p>
     <w:p>
       <w:pPr>
         <w:pBdr>
-          <w:top w:val="single" w:color="CCCCCC" w:sz="4"/>
-          <w:bottom w:val="single" w:color="CCCCCC" w:sz="4"/>
-          <w:left w:val="single" w:color="CCCCCC" w:sz="4"/>
-          <w:right w:val="single" w:color="CCCCCC" w:sz="4"/>
+          <w:top w:val="single" w:sz="4" w:space="0" w:color="CCCCCC"/>
+          <w:left w:val="single" w:sz="4" w:space="0" w:color="CCCCCC"/>
+          <w:bottom w:val="single" w:sz="4" w:space="0" w:color="CCCCCC"/>
+          <w:right w:val="single" w:sz="4" w:space="0" w:color="CCCCCC"/>
         </w:pBdr>
-        <w:spacing w:after="240" w:before="120"/>
+        <w:spacing w:before="120" w:after="240"/>
         <w:jc w:val="center"/>
       </w:pPr>
       <w:r>
+        <w:rPr>
+          <w:noProof/>
+        </w:rPr>
         <w:drawing>
-          <wp:inline distT="0" distB="0" distL="0" distR="0">
+          <wp:inline distT="0" distB="0" distL="0" distR="0" wp14:anchorId="66D89B34" wp14:editId="1EC6FA7A">
             <wp:extent cx="5715000" cy="3571875"/>
-            <wp:effectExtent t="0" r="0" b="0" l="0"/>
-            <wp:docPr id="1" name="" descr="" title=""/>
+            <wp:effectExtent l="0" t="0" r="0" b="0"/>
+            <wp:docPr id="1" name="Picture 1"/>
             <wp:cNvGraphicFramePr>
               <a:graphicFrameLocks xmlns:a="http://schemas.openxmlformats.org/drawingml/2006/main" noChangeAspect="1"/>
             </wp:cNvGraphicFramePr>
@@ -306,13 +316,13 @@
               <a:graphicData uri="http://schemas.openxmlformats.org/drawingml/2006/picture">
                 <pic:pic xmlns:pic="http://schemas.openxmlformats.org/drawingml/2006/picture">
                   <pic:nvPicPr>
-                    <pic:cNvPr id="0" name="" descr=""/>
+                    <pic:cNvPr id="0" name=""/>
                     <pic:cNvPicPr>
                       <a:picLocks noChangeAspect="1" noChangeArrowheads="1"/>
                     </pic:cNvPicPr>
                   </pic:nvPicPr>
                   <pic:blipFill>
-                    <a:blip r:embed="rId7" cstate="none"/>
+                    <a:blip r:embed="rId7"/>
                     <a:srcRect/>
                     <a:stretch>
                       <a:fillRect/>
@@ -344,7 +354,7 @@
         <w:spacing w:after="90"/>
       </w:pPr>
       <w:r>
-        <w:t xml:space="preserve">Sources: attach files with the upload icon or drag-and-drop, for grounded, document-based answers.</w:t>
+        <w:t>Sources: attach files with the upload icon or drag-and-drop, for grounded, document-based answers.</w:t>
       </w:r>
     </w:p>
     <w:p>
@@ -357,7 +367,7 @@
         <w:spacing w:after="90"/>
       </w:pPr>
       <w:r>
-        <w:t xml:space="preserve">Output format: choose the default deliverable type for a typed request (Chat by default).</w:t>
+        <w:t>Output format: choose the default deliverable type for a typed request (Chat by default).</w:t>
       </w:r>
     </w:p>
     <w:p>
@@ -370,7 +380,7 @@
         <w:spacing w:after="90"/>
       </w:pPr>
       <w:r>
-        <w:t xml:space="preserve">Active Extension: pick which extension’s own panel appears in the middle column — select “None” to hide it and use plain chat.</w:t>
+        <w:t>Active Extension: pick which extension’s own panel appears in the middle column — select “None” to hide it and use plain chat.</w:t>
       </w:r>
     </w:p>
     <w:p>
@@ -383,13 +393,14 @@
         <w:spacing w:after="90"/>
       </w:pPr>
       <w:r>
-        <w:t xml:space="preserve">+ Extension Library: browse, enable, or disable every bundled extension by category (Utility, Productivity, Ludicity).</w:t>
+        <w:t>+ Extension Library: browse, enable, or disable every bundled extension by category (Utility, Productivity, Ludicity).</w:t>
       </w:r>
     </w:p>
     <w:p>
       <w:pPr>
         <w:pStyle w:val="Heading2"/>
-        <w:spacing w:after="160" w:before="320"/>
+        <w:pageBreakBefore/>
+        <w:spacing w:before="320" w:after="160"/>
       </w:pPr>
       <w:r>
         <w:rPr>
@@ -397,7 +408,8 @@
           <w:bCs/>
           <w:color w:val="2563EB"/>
         </w:rPr>
-        <w:t xml:space="preserve">Extension Library</w:t>
+        <w:lastRenderedPageBreak/>
+        <w:t>Extension Library</w:t>
       </w:r>
     </w:p>
     <w:p>
@@ -405,30 +417,29 @@
         <w:spacing w:after="180"/>
       </w:pPr>
       <w:r>
-        <w:rPr>
-          <w:i w:val="false"/>
-          <w:iCs w:val="false"/>
-        </w:rPr>
-        <w:t xml:space="preserve">Click + Extension Library to see every bundled extension, its category, and its enabled state. Disabling an extension here removes it from the Active Extension dropdown without uninstalling it.</w:t>
+        <w:t>Click + Extension Library to see every bundled extension, its category, and its enabled state. Disabling an extension here removes it from the Active Extension dropdown without uninstalling it.</w:t>
       </w:r>
     </w:p>
     <w:p>
       <w:pPr>
         <w:pBdr>
-          <w:top w:val="single" w:color="CCCCCC" w:sz="4"/>
-          <w:bottom w:val="single" w:color="CCCCCC" w:sz="4"/>
-          <w:left w:val="single" w:color="CCCCCC" w:sz="4"/>
-          <w:right w:val="single" w:color="CCCCCC" w:sz="4"/>
+          <w:top w:val="single" w:sz="4" w:space="0" w:color="CCCCCC"/>
+          <w:left w:val="single" w:sz="4" w:space="0" w:color="CCCCCC"/>
+          <w:bottom w:val="single" w:sz="4" w:space="0" w:color="CCCCCC"/>
+          <w:right w:val="single" w:sz="4" w:space="0" w:color="CCCCCC"/>
         </w:pBdr>
-        <w:spacing w:after="240" w:before="120"/>
+        <w:spacing w:before="120" w:after="240"/>
         <w:jc w:val="center"/>
       </w:pPr>
       <w:r>
+        <w:rPr>
+          <w:noProof/>
+        </w:rPr>
         <w:drawing>
-          <wp:inline distT="0" distB="0" distL="0" distR="0">
+          <wp:inline distT="0" distB="0" distL="0" distR="0" wp14:anchorId="5283D2F7" wp14:editId="264133DC">
             <wp:extent cx="5715000" cy="3571875"/>
-            <wp:effectExtent t="0" r="0" b="0" l="0"/>
-            <wp:docPr id="1" name="" descr="" title=""/>
+            <wp:effectExtent l="0" t="0" r="0" b="0"/>
+            <wp:docPr id="750533031" name="Picture 750533031"/>
             <wp:cNvGraphicFramePr>
               <a:graphicFrameLocks xmlns:a="http://schemas.openxmlformats.org/drawingml/2006/main" noChangeAspect="1"/>
             </wp:cNvGraphicFramePr>
@@ -436,13 +447,13 @@
               <a:graphicData uri="http://schemas.openxmlformats.org/drawingml/2006/picture">
                 <pic:pic xmlns:pic="http://schemas.openxmlformats.org/drawingml/2006/picture">
                   <pic:nvPicPr>
-                    <pic:cNvPr id="0" name="" descr=""/>
+                    <pic:cNvPr id="0" name=""/>
                     <pic:cNvPicPr>
                       <a:picLocks noChangeAspect="1" noChangeArrowheads="1"/>
                     </pic:cNvPicPr>
                   </pic:nvPicPr>
                   <pic:blipFill>
-                    <a:blip r:embed="rId8" cstate="none"/>
+                    <a:blip r:embed="rId8"/>
                     <a:srcRect/>
                     <a:stretch>
                       <a:fillRect/>
@@ -467,7 +478,8 @@
     <w:p>
       <w:pPr>
         <w:pStyle w:val="Heading1"/>
-        <w:spacing w:after="200" w:before="480"/>
+        <w:pageBreakBefore/>
+        <w:spacing w:before="480" w:after="200"/>
       </w:pPr>
       <w:r>
         <w:rPr>
@@ -475,7 +487,8 @@
           <w:bCs/>
           <w:color w:val="1E3A5F"/>
         </w:rPr>
-        <w:t xml:space="preserve">News Brief</w:t>
+        <w:lastRenderedPageBreak/>
+        <w:t>News Brief</w:t>
       </w:r>
     </w:p>
     <w:p>
@@ -483,30 +496,29 @@
         <w:spacing w:after="180"/>
       </w:pPr>
       <w:r>
-        <w:rPr>
-          <w:i w:val="false"/>
-          <w:iCs w:val="false"/>
-        </w:rPr>
-        <w:t xml:space="preserve">Filter news by category, region/country, and timeline, add optional topics, then Generate Brief — LOMA searches, reads, and summarizes matching articles, streaming the result straight into workspace chat with numbered references.</w:t>
+        <w:t>Filter news by category, region/country, and timeline, add optional topics, then Generate Brief — LOMA searches, reads, and summarizes matching articles, streaming the result straight into workspace chat with numbered references.</w:t>
       </w:r>
     </w:p>
     <w:p>
       <w:pPr>
         <w:pBdr>
-          <w:top w:val="single" w:color="CCCCCC" w:sz="4"/>
-          <w:bottom w:val="single" w:color="CCCCCC" w:sz="4"/>
-          <w:left w:val="single" w:color="CCCCCC" w:sz="4"/>
-          <w:right w:val="single" w:color="CCCCCC" w:sz="4"/>
+          <w:top w:val="single" w:sz="4" w:space="0" w:color="CCCCCC"/>
+          <w:left w:val="single" w:sz="4" w:space="0" w:color="CCCCCC"/>
+          <w:bottom w:val="single" w:sz="4" w:space="0" w:color="CCCCCC"/>
+          <w:right w:val="single" w:sz="4" w:space="0" w:color="CCCCCC"/>
         </w:pBdr>
-        <w:spacing w:after="240" w:before="120"/>
+        <w:spacing w:before="120" w:after="240"/>
         <w:jc w:val="center"/>
       </w:pPr>
       <w:r>
+        <w:rPr>
+          <w:noProof/>
+        </w:rPr>
         <w:drawing>
-          <wp:inline distT="0" distB="0" distL="0" distR="0">
+          <wp:inline distT="0" distB="0" distL="0" distR="0" wp14:anchorId="2E6F4881" wp14:editId="7E3D3E92">
             <wp:extent cx="5715000" cy="3571875"/>
-            <wp:effectExtent t="0" r="0" b="0" l="0"/>
-            <wp:docPr id="1" name="" descr="" title=""/>
+            <wp:effectExtent l="0" t="0" r="0" b="0"/>
+            <wp:docPr id="668856107" name="Picture 668856107"/>
             <wp:cNvGraphicFramePr>
               <a:graphicFrameLocks xmlns:a="http://schemas.openxmlformats.org/drawingml/2006/main" noChangeAspect="1"/>
             </wp:cNvGraphicFramePr>
@@ -514,13 +526,13 @@
               <a:graphicData uri="http://schemas.openxmlformats.org/drawingml/2006/picture">
                 <pic:pic xmlns:pic="http://schemas.openxmlformats.org/drawingml/2006/picture">
                   <pic:nvPicPr>
-                    <pic:cNvPr id="0" name="" descr=""/>
+                    <pic:cNvPr id="0" name=""/>
                     <pic:cNvPicPr>
                       <a:picLocks noChangeAspect="1" noChangeArrowheads="1"/>
                     </pic:cNvPicPr>
                   </pic:nvPicPr>
                   <pic:blipFill>
-                    <a:blip r:embed="rId9" cstate="none"/>
+                    <a:blip r:embed="rId9"/>
                     <a:srcRect/>
                     <a:stretch>
                       <a:fillRect/>
@@ -545,7 +557,8 @@
     <w:p>
       <w:pPr>
         <w:pStyle w:val="Heading1"/>
-        <w:spacing w:after="200" w:before="480"/>
+        <w:pageBreakBefore/>
+        <w:spacing w:before="480" w:after="200"/>
       </w:pPr>
       <w:r>
         <w:rPr>
@@ -553,7 +566,8 @@
           <w:bCs/>
           <w:color w:val="1E3A5F"/>
         </w:rPr>
-        <w:t xml:space="preserve">Research</w:t>
+        <w:lastRenderedPageBreak/>
+        <w:t>Research</w:t>
       </w:r>
     </w:p>
     <w:p>
@@ -561,30 +575,29 @@
         <w:spacing w:after="180"/>
       </w:pPr>
       <w:r>
-        <w:rPr>
-          <w:i w:val="false"/>
-          <w:iCs w:val="false"/>
-        </w:rPr>
-        <w:t xml:space="preserve">Guided, multi-step research: describe your topic, answer LOMA’s clarifying questions (audience, depth, sources, tone, output), then let it search the web and your files, synthesize findings, and export a cited report. Research uses its own web search when you choose web sources — independent of the Settings → Everyday grounding toggle, which only affects plain chat.</w:t>
+        <w:t>Guided, multi-step research: describe your topic, answer LOMA’s clarifying questions (audience, depth, sources, tone, output), then let it search the web and your files, synthesize findings, and export a cited report. Research uses its own web search when you choose web sources — independent of the Settings → Everyday grounding toggle, which only affects plain chat.</w:t>
       </w:r>
     </w:p>
     <w:p>
       <w:pPr>
         <w:pBdr>
-          <w:top w:val="single" w:color="CCCCCC" w:sz="4"/>
-          <w:bottom w:val="single" w:color="CCCCCC" w:sz="4"/>
-          <w:left w:val="single" w:color="CCCCCC" w:sz="4"/>
-          <w:right w:val="single" w:color="CCCCCC" w:sz="4"/>
+          <w:top w:val="single" w:sz="4" w:space="0" w:color="CCCCCC"/>
+          <w:left w:val="single" w:sz="4" w:space="0" w:color="CCCCCC"/>
+          <w:bottom w:val="single" w:sz="4" w:space="0" w:color="CCCCCC"/>
+          <w:right w:val="single" w:sz="4" w:space="0" w:color="CCCCCC"/>
         </w:pBdr>
-        <w:spacing w:after="240" w:before="120"/>
+        <w:spacing w:before="120" w:after="240"/>
         <w:jc w:val="center"/>
       </w:pPr>
       <w:r>
+        <w:rPr>
+          <w:noProof/>
+        </w:rPr>
         <w:drawing>
-          <wp:inline distT="0" distB="0" distL="0" distR="0">
+          <wp:inline distT="0" distB="0" distL="0" distR="0" wp14:anchorId="0E9672B5" wp14:editId="3CBB5369">
             <wp:extent cx="5715000" cy="3571875"/>
-            <wp:effectExtent t="0" r="0" b="0" l="0"/>
-            <wp:docPr id="1" name="" descr="" title=""/>
+            <wp:effectExtent l="0" t="0" r="0" b="0"/>
+            <wp:docPr id="1894219362" name="Picture 1894219362"/>
             <wp:cNvGraphicFramePr>
               <a:graphicFrameLocks xmlns:a="http://schemas.openxmlformats.org/drawingml/2006/main" noChangeAspect="1"/>
             </wp:cNvGraphicFramePr>
@@ -592,13 +605,13 @@
               <a:graphicData uri="http://schemas.openxmlformats.org/drawingml/2006/picture">
                 <pic:pic xmlns:pic="http://schemas.openxmlformats.org/drawingml/2006/picture">
                   <pic:nvPicPr>
-                    <pic:cNvPr id="0" name="" descr=""/>
+                    <pic:cNvPr id="0" name=""/>
                     <pic:cNvPicPr>
                       <a:picLocks noChangeAspect="1" noChangeArrowheads="1"/>
                     </pic:cNvPicPr>
                   </pic:nvPicPr>
                   <pic:blipFill>
-                    <a:blip r:embed="rId10" cstate="none"/>
+                    <a:blip r:embed="rId10"/>
                     <a:srcRect/>
                     <a:stretch>
                       <a:fillRect/>
@@ -625,17 +638,14 @@
         <w:spacing w:after="180"/>
       </w:pPr>
       <w:r>
-        <w:rPr>
-          <w:i w:val="false"/>
-          <w:iCs w:val="false"/>
-        </w:rPr>
-        <w:t xml:space="preserve">While research is running, the panel shows live progress and a Stop research button that cancels the run immediately.</w:t>
+        <w:t>While research is running, the panel shows live progress and a Stop research button that cancels the run immediately.</w:t>
       </w:r>
     </w:p>
     <w:p>
       <w:pPr>
         <w:pStyle w:val="Heading1"/>
-        <w:spacing w:after="200" w:before="480"/>
+        <w:pageBreakBefore/>
+        <w:spacing w:before="480" w:after="200"/>
       </w:pPr>
       <w:r>
         <w:rPr>
@@ -643,7 +653,8 @@
           <w:bCs/>
           <w:color w:val="1E3A5F"/>
         </w:rPr>
-        <w:t xml:space="preserve">Web Viewer</w:t>
+        <w:lastRenderedPageBreak/>
+        <w:t>Web Viewer</w:t>
       </w:r>
     </w:p>
     <w:p>
@@ -651,30 +662,29 @@
         <w:spacing w:after="180"/>
       </w:pPr>
       <w:r>
-        <w:rPr>
-          <w:i w:val="false"/>
-          <w:iCs w:val="false"/>
-        </w:rPr>
-        <w:t xml:space="preserve">Browse a page by URL, then highlight any text and ask LOMA about it, summarize it, or extract key points as a bullet list — all without leaving the workspace. Web content is fetched only from URLs you provide; LOMA respects robots.txt, rate-limits repeat requests, and caches pages.</w:t>
+        <w:t>Browse a page by URL, then highlight any text and ask LOMA about it, summarize it, or extract key points as a bullet list — all without leaving the workspace. Web content is fetched only from URLs you provide; LOMA respects robots.txt, rate-limits repeat requests, and caches pages.</w:t>
       </w:r>
     </w:p>
     <w:p>
       <w:pPr>
         <w:pBdr>
-          <w:top w:val="single" w:color="CCCCCC" w:sz="4"/>
-          <w:bottom w:val="single" w:color="CCCCCC" w:sz="4"/>
-          <w:left w:val="single" w:color="CCCCCC" w:sz="4"/>
-          <w:right w:val="single" w:color="CCCCCC" w:sz="4"/>
+          <w:top w:val="single" w:sz="4" w:space="0" w:color="CCCCCC"/>
+          <w:left w:val="single" w:sz="4" w:space="0" w:color="CCCCCC"/>
+          <w:bottom w:val="single" w:sz="4" w:space="0" w:color="CCCCCC"/>
+          <w:right w:val="single" w:sz="4" w:space="0" w:color="CCCCCC"/>
         </w:pBdr>
-        <w:spacing w:after="240" w:before="120"/>
+        <w:spacing w:before="120" w:after="240"/>
         <w:jc w:val="center"/>
       </w:pPr>
       <w:r>
+        <w:rPr>
+          <w:noProof/>
+        </w:rPr>
         <w:drawing>
-          <wp:inline distT="0" distB="0" distL="0" distR="0">
+          <wp:inline distT="0" distB="0" distL="0" distR="0" wp14:anchorId="797BABD2" wp14:editId="187B9ED6">
             <wp:extent cx="5715000" cy="3571875"/>
-            <wp:effectExtent t="0" r="0" b="0" l="0"/>
-            <wp:docPr id="1" name="" descr="" title=""/>
+            <wp:effectExtent l="0" t="0" r="0" b="0"/>
+            <wp:docPr id="1238975672" name="Picture 1238975672"/>
             <wp:cNvGraphicFramePr>
               <a:graphicFrameLocks xmlns:a="http://schemas.openxmlformats.org/drawingml/2006/main" noChangeAspect="1"/>
             </wp:cNvGraphicFramePr>
@@ -682,13 +692,13 @@
               <a:graphicData uri="http://schemas.openxmlformats.org/drawingml/2006/picture">
                 <pic:pic xmlns:pic="http://schemas.openxmlformats.org/drawingml/2006/picture">
                   <pic:nvPicPr>
-                    <pic:cNvPr id="0" name="" descr=""/>
+                    <pic:cNvPr id="0" name=""/>
                     <pic:cNvPicPr>
                       <a:picLocks noChangeAspect="1" noChangeArrowheads="1"/>
                     </pic:cNvPicPr>
                   </pic:nvPicPr>
                   <pic:blipFill>
-                    <a:blip r:embed="rId11" cstate="none"/>
+                    <a:blip r:embed="rId11"/>
                     <a:srcRect/>
                     <a:stretch>
                       <a:fillRect/>
@@ -713,7 +723,8 @@
     <w:p>
       <w:pPr>
         <w:pStyle w:val="Heading1"/>
-        <w:spacing w:after="200" w:before="480"/>
+        <w:pageBreakBefore/>
+        <w:spacing w:before="480" w:after="200"/>
       </w:pPr>
       <w:r>
         <w:rPr>
@@ -721,7 +732,8 @@
           <w:bCs/>
           <w:color w:val="1E3A5F"/>
         </w:rPr>
-        <w:t xml:space="preserve">Document Editor</w:t>
+        <w:lastRenderedPageBreak/>
+        <w:t>Document Editor</w:t>
       </w:r>
     </w:p>
     <w:p>
@@ -729,30 +741,29 @@
         <w:spacing w:after="180"/>
       </w:pPr>
       <w:r>
-        <w:rPr>
-          <w:i w:val="false"/>
-          <w:iCs w:val="false"/>
-        </w:rPr>
-        <w:t xml:space="preserve">View, edit, export, and highlight Office documents and PDFs in place. Highlight text and ask LOMA about it directly — in-place editing works on .docx sources only.</w:t>
+        <w:t>View, edit, export, and highlight Office documents and PDFs in place. Highlight text and ask LOMA about it directly — editing works on .docx sources only. Able to access Knowledge Vault for grounded information too.</w:t>
       </w:r>
     </w:p>
     <w:p>
       <w:pPr>
         <w:pBdr>
-          <w:top w:val="single" w:color="CCCCCC" w:sz="4"/>
-          <w:bottom w:val="single" w:color="CCCCCC" w:sz="4"/>
-          <w:left w:val="single" w:color="CCCCCC" w:sz="4"/>
-          <w:right w:val="single" w:color="CCCCCC" w:sz="4"/>
+          <w:top w:val="single" w:sz="4" w:space="0" w:color="CCCCCC"/>
+          <w:left w:val="single" w:sz="4" w:space="0" w:color="CCCCCC"/>
+          <w:bottom w:val="single" w:sz="4" w:space="0" w:color="CCCCCC"/>
+          <w:right w:val="single" w:sz="4" w:space="0" w:color="CCCCCC"/>
         </w:pBdr>
-        <w:spacing w:after="240" w:before="120"/>
+        <w:spacing w:before="120" w:after="240"/>
         <w:jc w:val="center"/>
       </w:pPr>
       <w:r>
+        <w:rPr>
+          <w:noProof/>
+        </w:rPr>
         <w:drawing>
-          <wp:inline distT="0" distB="0" distL="0" distR="0">
+          <wp:inline distT="0" distB="0" distL="0" distR="0" wp14:anchorId="598941D8" wp14:editId="01AFEDF7">
             <wp:extent cx="5715000" cy="3571875"/>
-            <wp:effectExtent t="0" r="0" b="0" l="0"/>
-            <wp:docPr id="1" name="" descr="" title=""/>
+            <wp:effectExtent l="0" t="0" r="0" b="0"/>
+            <wp:docPr id="1671807444" name="Picture 1671807444"/>
             <wp:cNvGraphicFramePr>
               <a:graphicFrameLocks xmlns:a="http://schemas.openxmlformats.org/drawingml/2006/main" noChangeAspect="1"/>
             </wp:cNvGraphicFramePr>
@@ -760,13 +771,13 @@
               <a:graphicData uri="http://schemas.openxmlformats.org/drawingml/2006/picture">
                 <pic:pic xmlns:pic="http://schemas.openxmlformats.org/drawingml/2006/picture">
                   <pic:nvPicPr>
-                    <pic:cNvPr id="0" name="" descr=""/>
+                    <pic:cNvPr id="0" name=""/>
                     <pic:cNvPicPr>
                       <a:picLocks noChangeAspect="1" noChangeArrowheads="1"/>
                     </pic:cNvPicPr>
                   </pic:nvPicPr>
                   <pic:blipFill>
-                    <a:blip r:embed="rId12" cstate="none"/>
+                    <a:blip r:embed="rId12"/>
                     <a:srcRect/>
                     <a:stretch>
                       <a:fillRect/>
@@ -791,7 +802,8 @@
     <w:p>
       <w:pPr>
         <w:pStyle w:val="Heading1"/>
-        <w:spacing w:after="200" w:before="480"/>
+        <w:pageBreakBefore/>
+        <w:spacing w:before="480" w:after="200"/>
       </w:pPr>
       <w:r>
         <w:rPr>
@@ -799,7 +811,8 @@
           <w:bCs/>
           <w:color w:val="1E3A5F"/>
         </w:rPr>
-        <w:t xml:space="preserve">Chat Archive</w:t>
+        <w:lastRenderedPageBreak/>
+        <w:t>Chat Archive</w:t>
       </w:r>
     </w:p>
     <w:p>
@@ -807,30 +820,29 @@
         <w:spacing w:after="180"/>
       </w:pPr>
       <w:r>
-        <w:rPr>
-          <w:i w:val="false"/>
-          <w:iCs w:val="false"/>
-        </w:rPr>
-        <w:t xml:space="preserve">Save any conversation as a permanent record, organize saves into folders, and reload or continue them later.</w:t>
+        <w:t>Save any conversation as a permanent record, organize saves into folders, and reload or continue them later.</w:t>
       </w:r>
     </w:p>
     <w:p>
       <w:pPr>
         <w:pBdr>
-          <w:top w:val="single" w:color="CCCCCC" w:sz="4"/>
-          <w:bottom w:val="single" w:color="CCCCCC" w:sz="4"/>
-          <w:left w:val="single" w:color="CCCCCC" w:sz="4"/>
-          <w:right w:val="single" w:color="CCCCCC" w:sz="4"/>
+          <w:top w:val="single" w:sz="4" w:space="0" w:color="CCCCCC"/>
+          <w:left w:val="single" w:sz="4" w:space="0" w:color="CCCCCC"/>
+          <w:bottom w:val="single" w:sz="4" w:space="0" w:color="CCCCCC"/>
+          <w:right w:val="single" w:sz="4" w:space="0" w:color="CCCCCC"/>
         </w:pBdr>
-        <w:spacing w:after="240" w:before="120"/>
+        <w:spacing w:before="120" w:after="240"/>
         <w:jc w:val="center"/>
       </w:pPr>
       <w:r>
+        <w:rPr>
+          <w:noProof/>
+        </w:rPr>
         <w:drawing>
-          <wp:inline distT="0" distB="0" distL="0" distR="0">
+          <wp:inline distT="0" distB="0" distL="0" distR="0" wp14:anchorId="5548BED2" wp14:editId="62CD70EE">
             <wp:extent cx="5715000" cy="3571875"/>
-            <wp:effectExtent t="0" r="0" b="0" l="0"/>
-            <wp:docPr id="1" name="" descr="" title=""/>
+            <wp:effectExtent l="0" t="0" r="0" b="0"/>
+            <wp:docPr id="679320879" name="Picture 679320879"/>
             <wp:cNvGraphicFramePr>
               <a:graphicFrameLocks xmlns:a="http://schemas.openxmlformats.org/drawingml/2006/main" noChangeAspect="1"/>
             </wp:cNvGraphicFramePr>
@@ -838,13 +850,13 @@
               <a:graphicData uri="http://schemas.openxmlformats.org/drawingml/2006/picture">
                 <pic:pic xmlns:pic="http://schemas.openxmlformats.org/drawingml/2006/picture">
                   <pic:nvPicPr>
-                    <pic:cNvPr id="0" name="" descr=""/>
+                    <pic:cNvPr id="0" name=""/>
                     <pic:cNvPicPr>
                       <a:picLocks noChangeAspect="1" noChangeArrowheads="1"/>
                     </pic:cNvPicPr>
                   </pic:nvPicPr>
                   <pic:blipFill>
-                    <a:blip r:embed="rId13" cstate="none"/>
+                    <a:blip r:embed="rId13"/>
                     <a:srcRect/>
                     <a:stretch>
                       <a:fillRect/>
@@ -869,7 +881,8 @@
     <w:p>
       <w:pPr>
         <w:pStyle w:val="Heading1"/>
-        <w:spacing w:after="200" w:before="480"/>
+        <w:pageBreakBefore/>
+        <w:spacing w:before="480" w:after="200"/>
       </w:pPr>
       <w:r>
         <w:rPr>
@@ -877,7 +890,8 @@
           <w:bCs/>
           <w:color w:val="1E3A5F"/>
         </w:rPr>
-        <w:t xml:space="preserve">Document Intelligence</w:t>
+        <w:lastRenderedPageBreak/>
+        <w:t>Knowledge Vault</w:t>
       </w:r>
     </w:p>
     <w:p>
@@ -885,56 +899,26 @@
         <w:spacing w:after="180"/>
       </w:pPr>
       <w:r>
-        <w:rPr>
-          <w:i w:val="false"/>
-          <w:iCs w:val="false"/>
-        </w:rPr>
-        <w:t xml:space="preserve">Search, Ask, and Analyze across folders and document collections — PDF, DOCX, DOC, and TXT are all indexed.</w:t>
-      </w:r>
-    </w:p>
-    <w:p>
-      <w:pPr>
-        <w:pStyle w:val="Heading2"/>
-        <w:spacing w:after="160" w:before="320"/>
-      </w:pPr>
-      <w:r>
-        <w:rPr>
-          <w:b/>
-          <w:bCs/>
-          <w:color w:val="2563EB"/>
-        </w:rPr>
-        <w:t xml:space="preserve">Workspace</w:t>
-      </w:r>
-    </w:p>
-    <w:p>
-      <w:pPr>
-        <w:spacing w:after="180"/>
-      </w:pPr>
-      <w:r>
-        <w:rPr>
-          <w:i w:val="false"/>
-          <w:iCs w:val="false"/>
-        </w:rPr>
-        <w:t xml:space="preserve">A temporary analysis area — add a folder and indexing runs automatically; nothing here is saved permanently. Five modes are available: Search for matching files and passages, Ask for quick direct answers, Analyze for broader retrieval, Deep for the most thorough single-pass retrieval, and Agentic for multi-pass investigation.</w:t>
+        <w:t>Search, Ask, and Analyze across folders and document collections — PDF, DOCX, DOC, and TXT are all indexed, with bilingual tables recognised as translation pairs.</w:t>
       </w:r>
     </w:p>
     <w:p>
       <w:pPr>
         <w:pBdr>
-          <w:top w:val="single" w:color="CCCCCC" w:sz="4"/>
-          <w:bottom w:val="single" w:color="CCCCCC" w:sz="4"/>
-          <w:left w:val="single" w:color="CCCCCC" w:sz="4"/>
-          <w:right w:val="single" w:color="CCCCCC" w:sz="4"/>
+          <w:top w:val="single" w:sz="4" w:space="0" w:color="CCCCCC"/>
+          <w:left w:val="single" w:sz="4" w:space="0" w:color="CCCCCC"/>
+          <w:bottom w:val="single" w:sz="4" w:space="0" w:color="CCCCCC"/>
+          <w:right w:val="single" w:sz="4" w:space="0" w:color="CCCCCC"/>
         </w:pBdr>
-        <w:spacing w:after="240" w:before="120"/>
+        <w:spacing w:before="120" w:after="240"/>
         <w:jc w:val="center"/>
       </w:pPr>
       <w:r>
         <w:drawing>
-          <wp:inline distT="0" distB="0" distL="0" distR="0">
-            <wp:extent cx="5715000" cy="3571875"/>
-            <wp:effectExtent t="0" r="0" b="0" l="0"/>
-            <wp:docPr id="1" name="" descr="" title=""/>
+          <wp:inline distT="0" distB="0" distL="0" distR="0" wp14:anchorId="2CAF3D24" wp14:editId="0D70539A">
+            <wp:extent cx="6400800" cy="3080385"/>
+            <wp:effectExtent l="0" t="0" r="0" b="5715"/>
+            <wp:docPr id="1313042890" name="Picture 1"/>
             <wp:cNvGraphicFramePr>
               <a:graphicFrameLocks xmlns:a="http://schemas.openxmlformats.org/drawingml/2006/main" noChangeAspect="1"/>
             </wp:cNvGraphicFramePr>
@@ -942,13 +926,183 @@
               <a:graphicData uri="http://schemas.openxmlformats.org/drawingml/2006/picture">
                 <pic:pic xmlns:pic="http://schemas.openxmlformats.org/drawingml/2006/picture">
                   <pic:nvPicPr>
-                    <pic:cNvPr id="0" name="" descr=""/>
+                    <pic:cNvPr id="1313042890" name=""/>
+                    <pic:cNvPicPr/>
+                  </pic:nvPicPr>
+                  <pic:blipFill>
+                    <a:blip r:embed="rId14"/>
+                    <a:stretch>
+                      <a:fillRect/>
+                    </a:stretch>
+                  </pic:blipFill>
+                  <pic:spPr>
+                    <a:xfrm>
+                      <a:off x="0" y="0"/>
+                      <a:ext cx="6400800" cy="3080385"/>
+                    </a:xfrm>
+                    <a:prstGeom prst="rect">
+                      <a:avLst/>
+                    </a:prstGeom>
+                  </pic:spPr>
+                </pic:pic>
+              </a:graphicData>
+            </a:graphic>
+          </wp:inline>
+        </w:drawing>
+      </w:r>
+    </w:p>
+    <w:p>
+      <w:pPr>
+        <w:pStyle w:val="Heading2"/>
+        <w:spacing w:before="320" w:after="160"/>
+      </w:pPr>
+      <w:r>
+        <w:rPr>
+          <w:b/>
+          <w:bCs/>
+          <w:color w:val="2563EB"/>
+        </w:rPr>
+        <w:t>Workspace</w:t>
+      </w:r>
+    </w:p>
+    <w:p>
+      <w:pPr>
+        <w:spacing w:after="180"/>
+      </w:pPr>
+      <w:r>
+        <w:t>A temporary analysis area — add a folder and indexing runs automatically; nothing here is saved permanently. Five modes are available: Search for matching files and passages, Ask for quick direct answers, Analyze for broader retrieval, Deep for the most thorough single-pass retrieval, and Agentic for multi-pass investigation.</w:t>
+      </w:r>
+    </w:p>
+    <w:p>
+      <w:pPr>
+        <w:pStyle w:val="Heading2"/>
+        <w:spacing w:before="320" w:after="160"/>
+      </w:pPr>
+      <w:r>
+        <w:rPr>
+          <w:b/>
+          <w:bCs/>
+          <w:color w:val="2563EB"/>
+        </w:rPr>
+        <w:t>Library</w:t>
+      </w:r>
+    </w:p>
+    <w:p>
+      <w:pPr>
+        <w:spacing w:after="180"/>
+      </w:pPr>
+      <w:r>
+        <w:t>Persistent catalogues that keep their index across sessions, with the same five modes as Workspace. Turn on semantic enhancement for hybrid BM25 + embedding search.</w:t>
+      </w:r>
+    </w:p>
+    <w:p>
+      <w:pPr>
+        <w:pStyle w:val="Heading2"/>
+        <w:spacing w:before="320" w:after="160"/>
+      </w:pPr>
+      <w:r>
+        <w:rPr>
+          <w:b/>
+          <w:bCs/>
+          <w:color w:val="2563EB"/>
+        </w:rPr>
+        <w:t>Translation Vault</w:t>
+      </w:r>
+    </w:p>
+    <w:p>
+      <w:pPr>
+        <w:spacing w:after="160"/>
+      </w:pPr>
+      <w:r>
+        <w:t>Browse, edit, and delete the bilingual pairs extracted from your documents</w:t>
+      </w:r>
+      <w:r>
+        <w:t>.</w:t>
+      </w:r>
+      <w:r>
+        <w:t xml:space="preserve"> </w:t>
+      </w:r>
+    </w:p>
+    <w:p>
+      <w:pPr>
+        <w:pStyle w:val="Heading2"/>
+        <w:spacing w:before="320" w:after="160"/>
+      </w:pPr>
+      <w:r>
+        <w:rPr>
+          <w:b/>
+          <w:bCs/>
+          <w:color w:val="2563EB"/>
+        </w:rPr>
+        <w:t>Settings</w:t>
+      </w:r>
+    </w:p>
+    <w:p>
+      <w:pPr>
+        <w:spacing w:after="180"/>
+      </w:pPr>
+      <w:r>
+        <w:t>Tune chunk size, retrieval depth, and other advanced defaults — most people never need to touch this tab.</w:t>
+      </w:r>
+    </w:p>
+    <w:p>
+      <w:pPr>
+        <w:pStyle w:val="Heading1"/>
+        <w:pageBreakBefore/>
+        <w:spacing w:before="480" w:after="200"/>
+      </w:pPr>
+      <w:r>
+        <w:rPr>
+          <w:b/>
+          <w:bCs/>
+          <w:color w:val="1E3A5F"/>
+        </w:rPr>
+        <w:lastRenderedPageBreak/>
+        <w:t>Token Usage</w:t>
+      </w:r>
+    </w:p>
+    <w:p>
+      <w:pPr>
+        <w:spacing w:after="180"/>
+      </w:pPr>
+      <w:r>
+        <w:t>Track LLM token usage per model, request totals, and estimated cost over any custom date range, broken down by model and by day.</w:t>
+      </w:r>
+    </w:p>
+    <w:p>
+      <w:pPr>
+        <w:pBdr>
+          <w:top w:val="single" w:sz="4" w:space="0" w:color="CCCCCC"/>
+          <w:left w:val="single" w:sz="4" w:space="0" w:color="CCCCCC"/>
+          <w:bottom w:val="single" w:sz="4" w:space="0" w:color="CCCCCC"/>
+          <w:right w:val="single" w:sz="4" w:space="0" w:color="CCCCCC"/>
+        </w:pBdr>
+        <w:spacing w:before="120" w:after="240"/>
+        <w:jc w:val="center"/>
+      </w:pPr>
+      <w:r>
+        <w:rPr>
+          <w:noProof/>
+        </w:rPr>
+        <w:drawing>
+          <wp:inline distT="0" distB="0" distL="0" distR="0" wp14:anchorId="62596BDE" wp14:editId="1B8C0DE7">
+            <wp:extent cx="5715000" cy="3571875"/>
+            <wp:effectExtent l="0" t="0" r="0" b="0"/>
+            <wp:docPr id="1240627257" name="Picture 1240627257"/>
+            <wp:cNvGraphicFramePr>
+              <a:graphicFrameLocks xmlns:a="http://schemas.openxmlformats.org/drawingml/2006/main" noChangeAspect="1"/>
+            </wp:cNvGraphicFramePr>
+            <a:graphic xmlns:a="http://schemas.openxmlformats.org/drawingml/2006/main">
+              <a:graphicData uri="http://schemas.openxmlformats.org/drawingml/2006/picture">
+                <pic:pic xmlns:pic="http://schemas.openxmlformats.org/drawingml/2006/picture">
+                  <pic:nvPicPr>
+                    <pic:cNvPr id="0" name=""/>
                     <pic:cNvPicPr>
                       <a:picLocks noChangeAspect="1" noChangeArrowheads="1"/>
                     </pic:cNvPicPr>
                   </pic:nvPicPr>
                   <pic:blipFill>
-                    <a:blip r:embed="rId14" cstate="none"/>
+                    <a:blip r:embed="rId15"/>
                     <a:srcRect/>
                     <a:stretch>
                       <a:fillRect/>
@@ -972,60 +1126,9 @@
     </w:p>
     <w:p>
       <w:pPr>
-        <w:pStyle w:val="Heading2"/>
-        <w:spacing w:after="160" w:before="320"/>
-      </w:pPr>
-      <w:r>
-        <w:rPr>
-          <w:b/>
-          <w:bCs/>
-          <w:color w:val="2563EB"/>
-        </w:rPr>
-        <w:t xml:space="preserve">Library</w:t>
-      </w:r>
-    </w:p>
-    <w:p>
-      <w:pPr>
-        <w:spacing w:after="180"/>
-      </w:pPr>
-      <w:r>
-        <w:rPr>
-          <w:i w:val="false"/>
-          <w:iCs w:val="false"/>
-        </w:rPr>
-        <w:t xml:space="preserve">Persistent catalogues that keep their index across sessions, with the same five modes as Workspace. Turn on semantic enhancement for hybrid BM25 + embedding search.</w:t>
-      </w:r>
-    </w:p>
-    <w:p>
-      <w:pPr>
-        <w:pStyle w:val="Heading2"/>
-        <w:spacing w:after="160" w:before="320"/>
-      </w:pPr>
-      <w:r>
-        <w:rPr>
-          <w:b/>
-          <w:bCs/>
-          <w:color w:val="2563EB"/>
-        </w:rPr>
-        <w:t xml:space="preserve">Settings</w:t>
-      </w:r>
-    </w:p>
-    <w:p>
-      <w:pPr>
-        <w:spacing w:after="180"/>
-      </w:pPr>
-      <w:r>
-        <w:rPr>
-          <w:i w:val="false"/>
-          <w:iCs w:val="false"/>
-        </w:rPr>
-        <w:t xml:space="preserve">Tune chunk size, retrieval depth, and other advanced defaults — most people never need to touch this tab.</w:t>
-      </w:r>
-    </w:p>
-    <w:p>
-      <w:pPr>
         <w:pStyle w:val="Heading1"/>
-        <w:spacing w:after="200" w:before="480"/>
+        <w:pageBreakBefore/>
+        <w:spacing w:before="480" w:after="200"/>
       </w:pPr>
       <w:r>
         <w:rPr>
@@ -1033,7 +1136,8 @@
           <w:bCs/>
           <w:color w:val="1E3A5F"/>
         </w:rPr>
-        <w:t xml:space="preserve">Token Usage</w:t>
+        <w:lastRenderedPageBreak/>
+        <w:t>History Events</w:t>
       </w:r>
     </w:p>
     <w:p>
@@ -1041,30 +1145,26 @@
         <w:spacing w:after="180"/>
       </w:pPr>
       <w:r>
-        <w:rPr>
-          <w:i w:val="false"/>
-          <w:iCs w:val="false"/>
-        </w:rPr>
-        <w:t xml:space="preserve">Track LLM token usage per model, request totals, and estimated cost over any custom date range, broken down by model and by day.</w:t>
+        <w:t>Pick an era, start an encounter, and answer it from the setup information alone in workspace chat — then get graded A–F against what actually happened.</w:t>
       </w:r>
     </w:p>
     <w:p>
       <w:pPr>
         <w:pBdr>
-          <w:top w:val="single" w:color="CCCCCC" w:sz="4"/>
-          <w:bottom w:val="single" w:color="CCCCCC" w:sz="4"/>
-          <w:left w:val="single" w:color="CCCCCC" w:sz="4"/>
-          <w:right w:val="single" w:color="CCCCCC" w:sz="4"/>
+          <w:top w:val="single" w:sz="4" w:space="0" w:color="CCCCCC"/>
+          <w:left w:val="single" w:sz="4" w:space="0" w:color="CCCCCC"/>
+          <w:bottom w:val="single" w:sz="4" w:space="0" w:color="CCCCCC"/>
+          <w:right w:val="single" w:sz="4" w:space="0" w:color="CCCCCC"/>
         </w:pBdr>
-        <w:spacing w:after="240" w:before="120"/>
+        <w:spacing w:before="120" w:after="240"/>
         <w:jc w:val="center"/>
       </w:pPr>
       <w:r>
         <w:drawing>
-          <wp:inline distT="0" distB="0" distL="0" distR="0">
-            <wp:extent cx="5715000" cy="3571875"/>
-            <wp:effectExtent t="0" r="0" b="0" l="0"/>
-            <wp:docPr id="1" name="" descr="" title=""/>
+          <wp:inline distT="0" distB="0" distL="0" distR="0" wp14:anchorId="5C7656FD" wp14:editId="3DA96BDB">
+            <wp:extent cx="6400800" cy="3080385"/>
+            <wp:effectExtent l="0" t="0" r="0" b="5715"/>
+            <wp:docPr id="2033490183" name="Picture 1"/>
             <wp:cNvGraphicFramePr>
               <a:graphicFrameLocks xmlns:a="http://schemas.openxmlformats.org/drawingml/2006/main" noChangeAspect="1"/>
             </wp:cNvGraphicFramePr>
@@ -1072,13 +1172,111 @@
               <a:graphicData uri="http://schemas.openxmlformats.org/drawingml/2006/picture">
                 <pic:pic xmlns:pic="http://schemas.openxmlformats.org/drawingml/2006/picture">
                   <pic:nvPicPr>
-                    <pic:cNvPr id="0" name="" descr=""/>
+                    <pic:cNvPr id="2033490183" name=""/>
+                    <pic:cNvPicPr/>
+                  </pic:nvPicPr>
+                  <pic:blipFill>
+                    <a:blip r:embed="rId16"/>
+                    <a:stretch>
+                      <a:fillRect/>
+                    </a:stretch>
+                  </pic:blipFill>
+                  <pic:spPr>
+                    <a:xfrm>
+                      <a:off x="0" y="0"/>
+                      <a:ext cx="6400800" cy="3080385"/>
+                    </a:xfrm>
+                    <a:prstGeom prst="rect">
+                      <a:avLst/>
+                    </a:prstGeom>
+                  </pic:spPr>
+                </pic:pic>
+              </a:graphicData>
+            </a:graphic>
+          </wp:inline>
+        </w:drawing>
+      </w:r>
+    </w:p>
+    <w:p>
+      <w:pPr>
+        <w:pStyle w:val="Heading1"/>
+        <w:pageBreakBefore/>
+        <w:spacing w:before="480" w:after="200"/>
+      </w:pPr>
+      <w:r>
+        <w:rPr>
+          <w:b/>
+          <w:bCs/>
+          <w:color w:val="1E3A5F"/>
+        </w:rPr>
+        <w:lastRenderedPageBreak/>
+        <w:t>System Settings</w:t>
+      </w:r>
+    </w:p>
+    <w:p>
+      <w:pPr>
+        <w:spacing w:after="180"/>
+      </w:pPr>
+      <w:r>
+        <w:t>Everything configurable in LOMA lives behind the settings gear (“System settings”) at the bottom of the left sidebar, split across four tabs.</w:t>
+      </w:r>
+    </w:p>
+    <w:p>
+      <w:pPr>
+        <w:pStyle w:val="Heading2"/>
+        <w:spacing w:before="320" w:after="160"/>
+      </w:pPr>
+      <w:r>
+        <w:rPr>
+          <w:b/>
+          <w:bCs/>
+          <w:color w:val="2563EB"/>
+        </w:rPr>
+        <w:t>Everyday</w:t>
+      </w:r>
+    </w:p>
+    <w:p>
+      <w:pPr>
+        <w:spacing w:after="180"/>
+      </w:pPr>
+      <w:r>
+        <w:t>Language, theme, upload retention, the web-grounding toggle for chat, and voice-reply options — the settings you’ll actually touch day to day.</w:t>
+      </w:r>
+    </w:p>
+    <w:p>
+      <w:pPr>
+        <w:pBdr>
+          <w:top w:val="single" w:sz="4" w:space="0" w:color="CCCCCC"/>
+          <w:left w:val="single" w:sz="4" w:space="0" w:color="CCCCCC"/>
+          <w:bottom w:val="single" w:sz="4" w:space="0" w:color="CCCCCC"/>
+          <w:right w:val="single" w:sz="4" w:space="0" w:color="CCCCCC"/>
+        </w:pBdr>
+        <w:spacing w:before="120" w:after="240"/>
+        <w:jc w:val="center"/>
+      </w:pPr>
+      <w:r>
+        <w:rPr>
+          <w:noProof/>
+        </w:rPr>
+        <w:drawing>
+          <wp:inline distT="0" distB="0" distL="0" distR="0" wp14:anchorId="4257BCB8" wp14:editId="3AEFB995">
+            <wp:extent cx="5715000" cy="3571875"/>
+            <wp:effectExtent l="0" t="0" r="0" b="0"/>
+            <wp:docPr id="1052511314" name="Picture 1052511314"/>
+            <wp:cNvGraphicFramePr>
+              <a:graphicFrameLocks xmlns:a="http://schemas.openxmlformats.org/drawingml/2006/main" noChangeAspect="1"/>
+            </wp:cNvGraphicFramePr>
+            <a:graphic xmlns:a="http://schemas.openxmlformats.org/drawingml/2006/main">
+              <a:graphicData uri="http://schemas.openxmlformats.org/drawingml/2006/picture">
+                <pic:pic xmlns:pic="http://schemas.openxmlformats.org/drawingml/2006/picture">
+                  <pic:nvPicPr>
+                    <pic:cNvPr id="0" name=""/>
                     <pic:cNvPicPr>
                       <a:picLocks noChangeAspect="1" noChangeArrowheads="1"/>
                     </pic:cNvPicPr>
                   </pic:nvPicPr>
                   <pic:blipFill>
-                    <a:blip r:embed="rId15" cstate="none"/>
+                    <a:blip r:embed="rId17"/>
                     <a:srcRect/>
                     <a:stretch>
                       <a:fillRect/>
@@ -1102,16 +1300,18 @@
     </w:p>
     <w:p>
       <w:pPr>
-        <w:pStyle w:val="Heading1"/>
-        <w:spacing w:after="200" w:before="480"/>
+        <w:pStyle w:val="Heading2"/>
+        <w:pageBreakBefore/>
+        <w:spacing w:before="320" w:after="160"/>
       </w:pPr>
       <w:r>
         <w:rPr>
           <w:b/>
           <w:bCs/>
-          <w:color w:val="1E3A5F"/>
-        </w:rPr>
-        <w:t xml:space="preserve">History Events</w:t>
+          <w:color w:val="2563EB"/>
+        </w:rPr>
+        <w:lastRenderedPageBreak/>
+        <w:t>Models</w:t>
       </w:r>
     </w:p>
     <w:p>
@@ -1119,30 +1319,35 @@
         <w:spacing w:after="180"/>
       </w:pPr>
       <w:r>
-        <w:rPr>
-          <w:i w:val="false"/>
-          <w:iCs w:val="false"/>
-        </w:rPr>
-        <w:t xml:space="preserve">Pick an era, start an encounter, and answer it from the setup information alone in workspace chat — then get graded A–F against what actually happened.</w:t>
+        <w:t>Set the default chat model and multimodal defaults, including the image generation checkpoint (Realistic Vision, DreamShaper, SDXL Lightning</w:t>
+      </w:r>
+      <w:r>
+        <w:t xml:space="preserve"> or Flux2</w:t>
+      </w:r>
+      <w:r>
+        <w:t>).</w:t>
       </w:r>
     </w:p>
     <w:p>
       <w:pPr>
         <w:pBdr>
-          <w:top w:val="single" w:color="CCCCCC" w:sz="4"/>
-          <w:bottom w:val="single" w:color="CCCCCC" w:sz="4"/>
-          <w:left w:val="single" w:color="CCCCCC" w:sz="4"/>
-          <w:right w:val="single" w:color="CCCCCC" w:sz="4"/>
+          <w:top w:val="single" w:sz="4" w:space="0" w:color="CCCCCC"/>
+          <w:left w:val="single" w:sz="4" w:space="0" w:color="CCCCCC"/>
+          <w:bottom w:val="single" w:sz="4" w:space="0" w:color="CCCCCC"/>
+          <w:right w:val="single" w:sz="4" w:space="0" w:color="CCCCCC"/>
         </w:pBdr>
-        <w:spacing w:after="240" w:before="120"/>
+        <w:spacing w:before="120" w:after="240"/>
         <w:jc w:val="center"/>
       </w:pPr>
       <w:r>
+        <w:rPr>
+          <w:noProof/>
+        </w:rPr>
         <w:drawing>
-          <wp:inline distT="0" distB="0" distL="0" distR="0">
+          <wp:inline distT="0" distB="0" distL="0" distR="0" wp14:anchorId="19AF61B2" wp14:editId="7843B7F6">
             <wp:extent cx="5715000" cy="3571875"/>
-            <wp:effectExtent t="0" r="0" b="0" l="0"/>
-            <wp:docPr id="1" name="" descr="" title=""/>
+            <wp:effectExtent l="0" t="0" r="0" b="0"/>
+            <wp:docPr id="230933074" name="Picture 230933074"/>
             <wp:cNvGraphicFramePr>
               <a:graphicFrameLocks xmlns:a="http://schemas.openxmlformats.org/drawingml/2006/main" noChangeAspect="1"/>
             </wp:cNvGraphicFramePr>
@@ -1150,13 +1355,13 @@
               <a:graphicData uri="http://schemas.openxmlformats.org/drawingml/2006/picture">
                 <pic:pic xmlns:pic="http://schemas.openxmlformats.org/drawingml/2006/picture">
                   <pic:nvPicPr>
-                    <pic:cNvPr id="0" name="" descr=""/>
+                    <pic:cNvPr id="0" name=""/>
                     <pic:cNvPicPr>
                       <a:picLocks noChangeAspect="1" noChangeArrowheads="1"/>
                     </pic:cNvPicPr>
                   </pic:nvPicPr>
                   <pic:blipFill>
-                    <a:blip r:embed="rId16" cstate="none"/>
+                    <a:blip r:embed="rId18"/>
                     <a:srcRect/>
                     <a:stretch>
                       <a:fillRect/>
@@ -1180,34 +1385,8 @@
     </w:p>
     <w:p>
       <w:pPr>
-        <w:pStyle w:val="Heading1"/>
-        <w:spacing w:after="200" w:before="480"/>
-      </w:pPr>
-      <w:r>
-        <w:rPr>
-          <w:b/>
-          <w:bCs/>
-          <w:color w:val="1E3A5F"/>
-        </w:rPr>
-        <w:t xml:space="preserve">System Settings</w:t>
-      </w:r>
-    </w:p>
-    <w:p>
-      <w:pPr>
-        <w:spacing w:after="180"/>
-      </w:pPr>
-      <w:r>
-        <w:rPr>
-          <w:i w:val="false"/>
-          <w:iCs w:val="false"/>
-        </w:rPr>
-        <w:t xml:space="preserve">Everything configurable in LOMA lives behind the settings gear (“System settings”) at the bottom of the left sidebar, split across four tabs.</w:t>
-      </w:r>
-    </w:p>
-    <w:p>
-      <w:pPr>
         <w:pStyle w:val="Heading2"/>
-        <w:spacing w:after="160" w:before="320"/>
+        <w:spacing w:before="320" w:after="160"/>
       </w:pPr>
       <w:r>
         <w:rPr>
@@ -1215,7 +1394,7 @@
           <w:bCs/>
           <w:color w:val="2563EB"/>
         </w:rPr>
-        <w:t xml:space="preserve">Everyday</w:t>
+        <w:t>Model Library</w:t>
       </w:r>
     </w:p>
     <w:p>
@@ -1223,30 +1402,29 @@
         <w:spacing w:after="180"/>
       </w:pPr>
       <w:r>
-        <w:rPr>
-          <w:i w:val="false"/>
-          <w:iCs w:val="false"/>
-        </w:rPr>
-        <w:t xml:space="preserve">Language, theme, upload retention, the web-grounding toggle for chat, and voice-reply options — the settings you’ll actually touch day to day.</w:t>
+        <w:t>Your hardware profile, plus install and manage local models grouped by category.</w:t>
       </w:r>
     </w:p>
     <w:p>
       <w:pPr>
         <w:pBdr>
-          <w:top w:val="single" w:color="CCCCCC" w:sz="4"/>
-          <w:bottom w:val="single" w:color="CCCCCC" w:sz="4"/>
-          <w:left w:val="single" w:color="CCCCCC" w:sz="4"/>
-          <w:right w:val="single" w:color="CCCCCC" w:sz="4"/>
+          <w:top w:val="single" w:sz="4" w:space="0" w:color="CCCCCC"/>
+          <w:left w:val="single" w:sz="4" w:space="0" w:color="CCCCCC"/>
+          <w:bottom w:val="single" w:sz="4" w:space="0" w:color="CCCCCC"/>
+          <w:right w:val="single" w:sz="4" w:space="0" w:color="CCCCCC"/>
         </w:pBdr>
-        <w:spacing w:after="240" w:before="120"/>
+        <w:spacing w:before="120" w:after="240"/>
         <w:jc w:val="center"/>
       </w:pPr>
       <w:r>
+        <w:rPr>
+          <w:noProof/>
+        </w:rPr>
         <w:drawing>
-          <wp:inline distT="0" distB="0" distL="0" distR="0">
+          <wp:inline distT="0" distB="0" distL="0" distR="0" wp14:anchorId="58F55173" wp14:editId="564296FF">
             <wp:extent cx="5715000" cy="3571875"/>
-            <wp:effectExtent t="0" r="0" b="0" l="0"/>
-            <wp:docPr id="1" name="" descr="" title=""/>
+            <wp:effectExtent l="0" t="0" r="0" b="0"/>
+            <wp:docPr id="1651544944" name="Picture 1651544944"/>
             <wp:cNvGraphicFramePr>
               <a:graphicFrameLocks xmlns:a="http://schemas.openxmlformats.org/drawingml/2006/main" noChangeAspect="1"/>
             </wp:cNvGraphicFramePr>
@@ -1254,13 +1432,13 @@
               <a:graphicData uri="http://schemas.openxmlformats.org/drawingml/2006/picture">
                 <pic:pic xmlns:pic="http://schemas.openxmlformats.org/drawingml/2006/picture">
                   <pic:nvPicPr>
-                    <pic:cNvPr id="0" name="" descr=""/>
+                    <pic:cNvPr id="0" name=""/>
                     <pic:cNvPicPr>
                       <a:picLocks noChangeAspect="1" noChangeArrowheads="1"/>
                     </pic:cNvPicPr>
                   </pic:nvPicPr>
                   <pic:blipFill>
-                    <a:blip r:embed="rId17" cstate="none"/>
+                    <a:blip r:embed="rId19"/>
                     <a:srcRect/>
                     <a:stretch>
                       <a:fillRect/>
@@ -1284,47 +1462,33 @@
     </w:p>
     <w:p>
       <w:pPr>
-        <w:pStyle w:val="Heading2"/>
-        <w:spacing w:after="160" w:before="320"/>
-      </w:pPr>
-      <w:r>
-        <w:rPr>
-          <w:b/>
-          <w:bCs/>
-          <w:color w:val="2563EB"/>
-        </w:rPr>
-        <w:t xml:space="preserve">Models</w:t>
-      </w:r>
-    </w:p>
-    <w:p>
-      <w:pPr>
         <w:spacing w:after="180"/>
       </w:pPr>
       <w:r>
-        <w:rPr>
-          <w:i w:val="false"/>
-          <w:iCs w:val="false"/>
-        </w:rPr>
-        <w:t xml:space="preserve">Set the default chat model and multimodal defaults, including the image generation checkpoint (Realistic Vision, DreamShaper, or SDXL Lightning).</w:t>
+        <w:lastRenderedPageBreak/>
+        <w:t>Expand “Image generation models” to see per-checkpoint controls: an Image quality toggle (Low = fast LCM/4-step path, High = slower, higher-fidelity path) and an Image shape picker — Square, Portrait, or Landscape. Square defaults to 512×512 for Realistic Vision and DreamShaper (both SD 1.5) and 1024×1024 for SDXL Lightning; Portrait and Landscape use each model’s own preset dimensions. There is no free-form pixel field — shape presets are the only way to change output size from the UI.</w:t>
       </w:r>
     </w:p>
     <w:p>
       <w:pPr>
         <w:pBdr>
-          <w:top w:val="single" w:color="CCCCCC" w:sz="4"/>
-          <w:bottom w:val="single" w:color="CCCCCC" w:sz="4"/>
-          <w:left w:val="single" w:color="CCCCCC" w:sz="4"/>
-          <w:right w:val="single" w:color="CCCCCC" w:sz="4"/>
+          <w:top w:val="single" w:sz="4" w:space="0" w:color="CCCCCC"/>
+          <w:left w:val="single" w:sz="4" w:space="0" w:color="CCCCCC"/>
+          <w:bottom w:val="single" w:sz="4" w:space="0" w:color="CCCCCC"/>
+          <w:right w:val="single" w:sz="4" w:space="0" w:color="CCCCCC"/>
         </w:pBdr>
-        <w:spacing w:after="240" w:before="120"/>
+        <w:spacing w:before="120" w:after="240"/>
         <w:jc w:val="center"/>
       </w:pPr>
       <w:r>
+        <w:rPr>
+          <w:noProof/>
+        </w:rPr>
         <w:drawing>
-          <wp:inline distT="0" distB="0" distL="0" distR="0">
+          <wp:inline distT="0" distB="0" distL="0" distR="0" wp14:anchorId="53A795E5" wp14:editId="5F2E4330">
             <wp:extent cx="5715000" cy="3571875"/>
-            <wp:effectExtent t="0" r="0" b="0" l="0"/>
-            <wp:docPr id="1" name="" descr="" title=""/>
+            <wp:effectExtent l="0" t="0" r="0" b="0"/>
+            <wp:docPr id="102655343" name="Picture 102655343"/>
             <wp:cNvGraphicFramePr>
               <a:graphicFrameLocks xmlns:a="http://schemas.openxmlformats.org/drawingml/2006/main" noChangeAspect="1"/>
             </wp:cNvGraphicFramePr>
@@ -1332,13 +1496,13 @@
               <a:graphicData uri="http://schemas.openxmlformats.org/drawingml/2006/picture">
                 <pic:pic xmlns:pic="http://schemas.openxmlformats.org/drawingml/2006/picture">
                   <pic:nvPicPr>
-                    <pic:cNvPr id="0" name="" descr=""/>
+                    <pic:cNvPr id="0" name=""/>
                     <pic:cNvPicPr>
                       <a:picLocks noChangeAspect="1" noChangeArrowheads="1"/>
                     </pic:cNvPicPr>
                   </pic:nvPicPr>
                   <pic:blipFill>
-                    <a:blip r:embed="rId18" cstate="none"/>
+                    <a:blip r:embed="rId20"/>
                     <a:srcRect/>
                     <a:stretch>
                       <a:fillRect/>
@@ -1363,7 +1527,8 @@
     <w:p>
       <w:pPr>
         <w:pStyle w:val="Heading2"/>
-        <w:spacing w:after="160" w:before="320"/>
+        <w:pageBreakBefore/>
+        <w:spacing w:before="320" w:after="160"/>
       </w:pPr>
       <w:r>
         <w:rPr>
@@ -1371,7 +1536,8 @@
           <w:bCs/>
           <w:color w:val="2563EB"/>
         </w:rPr>
-        <w:t xml:space="preserve">Model Library</w:t>
+        <w:lastRenderedPageBreak/>
+        <w:t>About</w:t>
       </w:r>
     </w:p>
     <w:p>
@@ -1379,30 +1545,29 @@
         <w:spacing w:after="180"/>
       </w:pPr>
       <w:r>
-        <w:rPr>
-          <w:i w:val="false"/>
-          <w:iCs w:val="false"/>
-        </w:rPr>
-        <w:t xml:space="preserve">Your hardware profile, plus install and manage local models grouped by category.</w:t>
+        <w:t>A summary of what LOMA can do, the current version number, and the bundled extension list.</w:t>
       </w:r>
     </w:p>
     <w:p>
       <w:pPr>
         <w:pBdr>
-          <w:top w:val="single" w:color="CCCCCC" w:sz="4"/>
-          <w:bottom w:val="single" w:color="CCCCCC" w:sz="4"/>
-          <w:left w:val="single" w:color="CCCCCC" w:sz="4"/>
-          <w:right w:val="single" w:color="CCCCCC" w:sz="4"/>
+          <w:top w:val="single" w:sz="4" w:space="0" w:color="CCCCCC"/>
+          <w:left w:val="single" w:sz="4" w:space="0" w:color="CCCCCC"/>
+          <w:bottom w:val="single" w:sz="4" w:space="0" w:color="CCCCCC"/>
+          <w:right w:val="single" w:sz="4" w:space="0" w:color="CCCCCC"/>
         </w:pBdr>
-        <w:spacing w:after="240" w:before="120"/>
+        <w:spacing w:before="120" w:after="240"/>
         <w:jc w:val="center"/>
       </w:pPr>
       <w:r>
+        <w:rPr>
+          <w:noProof/>
+        </w:rPr>
         <w:drawing>
-          <wp:inline distT="0" distB="0" distL="0" distR="0">
+          <wp:inline distT="0" distB="0" distL="0" distR="0" wp14:anchorId="0CD46FD8" wp14:editId="4CD3580E">
             <wp:extent cx="5715000" cy="3571875"/>
-            <wp:effectExtent t="0" r="0" b="0" l="0"/>
-            <wp:docPr id="1" name="" descr="" title=""/>
+            <wp:effectExtent l="0" t="0" r="0" b="0"/>
+            <wp:docPr id="1481006854" name="Picture 1481006854"/>
             <wp:cNvGraphicFramePr>
               <a:graphicFrameLocks xmlns:a="http://schemas.openxmlformats.org/drawingml/2006/main" noChangeAspect="1"/>
             </wp:cNvGraphicFramePr>
@@ -1410,13 +1575,13 @@
               <a:graphicData uri="http://schemas.openxmlformats.org/drawingml/2006/picture">
                 <pic:pic xmlns:pic="http://schemas.openxmlformats.org/drawingml/2006/picture">
                   <pic:nvPicPr>
-                    <pic:cNvPr id="0" name="" descr=""/>
+                    <pic:cNvPr id="0" name=""/>
                     <pic:cNvPicPr>
                       <a:picLocks noChangeAspect="1" noChangeArrowheads="1"/>
                     </pic:cNvPicPr>
                   </pic:nvPicPr>
                   <pic:blipFill>
-                    <a:blip r:embed="rId19" cstate="none"/>
+                    <a:blip r:embed="rId21"/>
                     <a:srcRect/>
                     <a:stretch>
                       <a:fillRect/>
@@ -1440,33 +1605,48 @@
     </w:p>
     <w:p>
       <w:pPr>
+        <w:pStyle w:val="Heading1"/>
+        <w:pageBreakBefore/>
+        <w:spacing w:before="480" w:after="200"/>
+      </w:pPr>
+      <w:r>
+        <w:rPr>
+          <w:b/>
+          <w:bCs/>
+          <w:color w:val="1E3A5F"/>
+        </w:rPr>
+        <w:lastRenderedPageBreak/>
+        <w:t>Tips</w:t>
+      </w:r>
+    </w:p>
+    <w:p>
+      <w:pPr>
         <w:spacing w:after="180"/>
       </w:pPr>
       <w:r>
-        <w:rPr>
-          <w:i w:val="false"/>
-          <w:iCs w:val="false"/>
-        </w:rPr>
-        <w:t xml:space="preserve">Expand “Image generation models” to see per-checkpoint controls: an Image quality toggle (Low = fast LCM/4-step path, High = slower, higher-fidelity path) and an Image shape picker — Square, Portrait, or Landscape. Square defaults to 512×512 for Realistic Vision and DreamShaper (both SD 1.5) and 1024×1024 for SDXL Lightning; Portrait and Landscape use each model’s own preset dimensions. There is no free-form pixel field — shape presets are the only way to change output size from the UI.</w:t>
+        <w:t>The lightbulb icon (“Tips for using LOMA”) at the bottom of the sidebar opens a short reference of practical workspace tips — worth a skim the first time you use LOMA.</w:t>
       </w:r>
     </w:p>
     <w:p>
       <w:pPr>
         <w:pBdr>
-          <w:top w:val="single" w:color="CCCCCC" w:sz="4"/>
-          <w:bottom w:val="single" w:color="CCCCCC" w:sz="4"/>
-          <w:left w:val="single" w:color="CCCCCC" w:sz="4"/>
-          <w:right w:val="single" w:color="CCCCCC" w:sz="4"/>
+          <w:top w:val="single" w:sz="4" w:space="0" w:color="CCCCCC"/>
+          <w:left w:val="single" w:sz="4" w:space="0" w:color="CCCCCC"/>
+          <w:bottom w:val="single" w:sz="4" w:space="0" w:color="CCCCCC"/>
+          <w:right w:val="single" w:sz="4" w:space="0" w:color="CCCCCC"/>
         </w:pBdr>
-        <w:spacing w:after="240" w:before="120"/>
+        <w:spacing w:before="120" w:after="240"/>
         <w:jc w:val="center"/>
       </w:pPr>
       <w:r>
+        <w:rPr>
+          <w:noProof/>
+        </w:rPr>
         <w:drawing>
-          <wp:inline distT="0" distB="0" distL="0" distR="0">
+          <wp:inline distT="0" distB="0" distL="0" distR="0" wp14:anchorId="62E5FFD4" wp14:editId="2C9453B0">
             <wp:extent cx="5715000" cy="3571875"/>
-            <wp:effectExtent t="0" r="0" b="0" l="0"/>
-            <wp:docPr id="1" name="" descr="" title=""/>
+            <wp:effectExtent l="0" t="0" r="0" b="0"/>
+            <wp:docPr id="1624624585" name="Picture 1624624585"/>
             <wp:cNvGraphicFramePr>
               <a:graphicFrameLocks xmlns:a="http://schemas.openxmlformats.org/drawingml/2006/main" noChangeAspect="1"/>
             </wp:cNvGraphicFramePr>
@@ -1474,13 +1654,13 @@
               <a:graphicData uri="http://schemas.openxmlformats.org/drawingml/2006/picture">
                 <pic:pic xmlns:pic="http://schemas.openxmlformats.org/drawingml/2006/picture">
                   <pic:nvPicPr>
-                    <pic:cNvPr id="0" name="" descr=""/>
+                    <pic:cNvPr id="0" name=""/>
                     <pic:cNvPicPr>
                       <a:picLocks noChangeAspect="1" noChangeArrowheads="1"/>
                     </pic:cNvPicPr>
                   </pic:nvPicPr>
                   <pic:blipFill>
-                    <a:blip r:embed="rId20" cstate="none"/>
+                    <a:blip r:embed="rId22"/>
                     <a:srcRect/>
                     <a:stretch>
                       <a:fillRect/>
@@ -1504,8 +1684,22 @@
     </w:p>
     <w:p>
       <w:pPr>
+        <w:pStyle w:val="Heading1"/>
+        <w:spacing w:before="480" w:after="200"/>
+      </w:pPr>
+      <w:r>
+        <w:rPr>
+          <w:b/>
+          <w:bCs/>
+          <w:color w:val="1E3A5F"/>
+        </w:rPr>
+        <w:t>Getting Started From Scratch</w:t>
+      </w:r>
+    </w:p>
+    <w:p>
+      <w:pPr>
         <w:pStyle w:val="Heading2"/>
-        <w:spacing w:after="160" w:before="320"/>
+        <w:spacing w:before="320" w:after="160"/>
       </w:pPr>
       <w:r>
         <w:rPr>
@@ -1513,7 +1707,7 @@
           <w:bCs/>
           <w:color w:val="2563EB"/>
         </w:rPr>
-        <w:t xml:space="preserve">About</w:t>
+        <w:t>Download the app</w:t>
       </w:r>
     </w:p>
     <w:p>
@@ -1521,161 +1715,13 @@
         <w:spacing w:after="180"/>
       </w:pPr>
       <w:r>
-        <w:rPr>
-          <w:i w:val="false"/>
-          <w:iCs w:val="false"/>
-        </w:rPr>
-        <w:t xml:space="preserve">A summary of what LOMA can do, the current version number, and the bundled extension list.</w:t>
-      </w:r>
-    </w:p>
-    <w:p>
-      <w:pPr>
-        <w:pBdr>
-          <w:top w:val="single" w:color="CCCCCC" w:sz="4"/>
-          <w:bottom w:val="single" w:color="CCCCCC" w:sz="4"/>
-          <w:left w:val="single" w:color="CCCCCC" w:sz="4"/>
-          <w:right w:val="single" w:color="CCCCCC" w:sz="4"/>
-        </w:pBdr>
-        <w:spacing w:after="240" w:before="120"/>
-        <w:jc w:val="center"/>
-      </w:pPr>
-      <w:r>
-        <w:drawing>
-          <wp:inline distT="0" distB="0" distL="0" distR="0">
-            <wp:extent cx="5715000" cy="3571875"/>
-            <wp:effectExtent t="0" r="0" b="0" l="0"/>
-            <wp:docPr id="1" name="" descr="" title=""/>
-            <wp:cNvGraphicFramePr>
-              <a:graphicFrameLocks xmlns:a="http://schemas.openxmlformats.org/drawingml/2006/main" noChangeAspect="1"/>
-            </wp:cNvGraphicFramePr>
-            <a:graphic xmlns:a="http://schemas.openxmlformats.org/drawingml/2006/main">
-              <a:graphicData uri="http://schemas.openxmlformats.org/drawingml/2006/picture">
-                <pic:pic xmlns:pic="http://schemas.openxmlformats.org/drawingml/2006/picture">
-                  <pic:nvPicPr>
-                    <pic:cNvPr id="0" name="" descr=""/>
-                    <pic:cNvPicPr>
-                      <a:picLocks noChangeAspect="1" noChangeArrowheads="1"/>
-                    </pic:cNvPicPr>
-                  </pic:nvPicPr>
-                  <pic:blipFill>
-                    <a:blip r:embed="rId21" cstate="none"/>
-                    <a:srcRect/>
-                    <a:stretch>
-                      <a:fillRect/>
-                    </a:stretch>
-                  </pic:blipFill>
-                  <pic:spPr bwMode="auto">
-                    <a:xfrm>
-                      <a:off x="0" y="0"/>
-                      <a:ext cx="5715000" cy="3571875"/>
-                    </a:xfrm>
-                    <a:prstGeom prst="rect">
-                      <a:avLst/>
-                    </a:prstGeom>
-                  </pic:spPr>
-                </pic:pic>
-              </a:graphicData>
-            </a:graphic>
-          </wp:inline>
-        </w:drawing>
-      </w:r>
-    </w:p>
-    <w:p>
-      <w:pPr>
-        <w:pStyle w:val="Heading1"/>
-        <w:spacing w:after="200" w:before="480"/>
-      </w:pPr>
-      <w:r>
-        <w:rPr>
-          <w:b/>
-          <w:bCs/>
-          <w:color w:val="1E3A5F"/>
-        </w:rPr>
-        <w:t xml:space="preserve">Tips</w:t>
-      </w:r>
-    </w:p>
-    <w:p>
-      <w:pPr>
-        <w:spacing w:after="180"/>
-      </w:pPr>
-      <w:r>
-        <w:rPr>
-          <w:i w:val="false"/>
-          <w:iCs w:val="false"/>
-        </w:rPr>
-        <w:t xml:space="preserve">The lightbulb icon (“Tips for using LOMA”) at the bottom of the sidebar opens a short reference of practical workspace tips — worth a skim the first time you use LOMA.</w:t>
-      </w:r>
-    </w:p>
-    <w:p>
-      <w:pPr>
-        <w:pBdr>
-          <w:top w:val="single" w:color="CCCCCC" w:sz="4"/>
-          <w:bottom w:val="single" w:color="CCCCCC" w:sz="4"/>
-          <w:left w:val="single" w:color="CCCCCC" w:sz="4"/>
-          <w:right w:val="single" w:color="CCCCCC" w:sz="4"/>
-        </w:pBdr>
-        <w:spacing w:after="240" w:before="120"/>
-        <w:jc w:val="center"/>
-      </w:pPr>
-      <w:r>
-        <w:drawing>
-          <wp:inline distT="0" distB="0" distL="0" distR="0">
-            <wp:extent cx="5715000" cy="3571875"/>
-            <wp:effectExtent t="0" r="0" b="0" l="0"/>
-            <wp:docPr id="1" name="" descr="" title=""/>
-            <wp:cNvGraphicFramePr>
-              <a:graphicFrameLocks xmlns:a="http://schemas.openxmlformats.org/drawingml/2006/main" noChangeAspect="1"/>
-            </wp:cNvGraphicFramePr>
-            <a:graphic xmlns:a="http://schemas.openxmlformats.org/drawingml/2006/main">
-              <a:graphicData uri="http://schemas.openxmlformats.org/drawingml/2006/picture">
-                <pic:pic xmlns:pic="http://schemas.openxmlformats.org/drawingml/2006/picture">
-                  <pic:nvPicPr>
-                    <pic:cNvPr id="0" name="" descr=""/>
-                    <pic:cNvPicPr>
-                      <a:picLocks noChangeAspect="1" noChangeArrowheads="1"/>
-                    </pic:cNvPicPr>
-                  </pic:nvPicPr>
-                  <pic:blipFill>
-                    <a:blip r:embed="rId22" cstate="none"/>
-                    <a:srcRect/>
-                    <a:stretch>
-                      <a:fillRect/>
-                    </a:stretch>
-                  </pic:blipFill>
-                  <pic:spPr bwMode="auto">
-                    <a:xfrm>
-                      <a:off x="0" y="0"/>
-                      <a:ext cx="5715000" cy="3571875"/>
-                    </a:xfrm>
-                    <a:prstGeom prst="rect">
-                      <a:avLst/>
-                    </a:prstGeom>
-                  </pic:spPr>
-                </pic:pic>
-              </a:graphicData>
-            </a:graphic>
-          </wp:inline>
-        </w:drawing>
-      </w:r>
-    </w:p>
-    <w:p>
-      <w:pPr>
-        <w:pStyle w:val="Heading1"/>
-        <w:spacing w:after="200" w:before="480"/>
-      </w:pPr>
-      <w:r>
-        <w:rPr>
-          <w:b/>
-          <w:bCs/>
-          <w:color w:val="1E3A5F"/>
-        </w:rPr>
-        <w:t xml:space="preserve">Getting Started From Scratch</w:t>
+        <w:t>Unzip and run LOMA.exe (Windows) or LOMA.app (macOS, Apple Silicon).</w:t>
       </w:r>
     </w:p>
     <w:p>
       <w:pPr>
         <w:pStyle w:val="Heading2"/>
-        <w:spacing w:after="160" w:before="320"/>
+        <w:spacing w:before="320" w:after="160"/>
       </w:pPr>
       <w:r>
         <w:rPr>
@@ -1683,7 +1729,7 @@
           <w:bCs/>
           <w:color w:val="2563EB"/>
         </w:rPr>
-        <w:t xml:space="preserve">Download the app</w:t>
+        <w:t>First launch</w:t>
       </w:r>
     </w:p>
     <w:p>
@@ -1691,17 +1737,13 @@
         <w:spacing w:after="180"/>
       </w:pPr>
       <w:r>
-        <w:rPr>
-          <w:i w:val="false"/>
-          <w:iCs w:val="false"/>
-        </w:rPr>
-        <w:t xml:space="preserve">Unzip and run LOMA.exe (Windows) or LOMA.app (macOS, Apple Silicon).</w:t>
+        <w:t>A setup wizard walks you through checking connectivity, connecting a local model backend (Ollama or another provider), and picking starter models sized to your machine. You can skip any step and revisit it later from Settings → Re-run setup wizard.</w:t>
       </w:r>
     </w:p>
     <w:p>
       <w:pPr>
         <w:pStyle w:val="Heading2"/>
-        <w:spacing w:after="160" w:before="320"/>
+        <w:spacing w:before="320" w:after="160"/>
       </w:pPr>
       <w:r>
         <w:rPr>
@@ -1709,33 +1751,7 @@
           <w:bCs/>
           <w:color w:val="2563EB"/>
         </w:rPr>
-        <w:t xml:space="preserve">First launch</w:t>
-      </w:r>
-    </w:p>
-    <w:p>
-      <w:pPr>
-        <w:spacing w:after="180"/>
-      </w:pPr>
-      <w:r>
-        <w:rPr>
-          <w:i w:val="false"/>
-          <w:iCs w:val="false"/>
-        </w:rPr>
-        <w:t xml:space="preserve">A setup wizard walks you through checking connectivity, connecting a local model backend (Ollama or another provider), and picking starter models sized to your machine. You can skip any step and revisit it later from Settings → Re-run setup wizard.</w:t>
-      </w:r>
-    </w:p>
-    <w:p>
-      <w:pPr>
-        <w:pStyle w:val="Heading2"/>
-        <w:spacing w:after="160" w:before="320"/>
-      </w:pPr>
-      <w:r>
-        <w:rPr>
-          <w:b/>
-          <w:bCs/>
-          <w:color w:val="2563EB"/>
-        </w:rPr>
-        <w:t xml:space="preserve">Where your data lives</w:t>
+        <w:t>Where your data lives</w:t>
       </w:r>
     </w:p>
     <w:p>
@@ -1748,7 +1764,7 @@
         <w:spacing w:after="90"/>
       </w:pPr>
       <w:r>
-        <w:t xml:space="preserve">Windows: %APPDATA%\LOMA</w:t>
+        <w:t>Windows: %APPDATA%\LOMA</w:t>
       </w:r>
     </w:p>
     <w:p>
@@ -1761,7 +1777,7 @@
         <w:spacing w:after="90"/>
       </w:pPr>
       <w:r>
-        <w:t xml:space="preserve">macOS: ~/Library/Application Support/LOMA</w:t>
+        <w:t>macOS: ~/Library/Application Support/LOMA</w:t>
       </w:r>
     </w:p>
     <w:p>
@@ -1774,36 +1790,24 @@
         <w:spacing w:after="90"/>
       </w:pPr>
       <w:r>
-        <w:t xml:space="preserve">Chats, generated documents, and settings all live here — nothing is uploaded anywhere else unless you explicitly use News Brief, Research, or Web Viewer to fetch a page.</w:t>
+        <w:t>Chats, generated documents, and settings all live here — nothing is uploaded anywhere else unless you explicitly use News Brief, Research, or Web Viewer to fetch a page.</w:t>
       </w:r>
     </w:p>
     <w:sectPr>
-      <w:pgSz w:w="12240" w:h="15840" w:orient="portrait"/>
+      <w:footerReference w:type="default" r:id="rId23"/>
+      <w:pgSz w:w="12240" w:h="15840"/>
       <w:pgMar w:top="1080" w:right="1080" w:bottom="1080" w:left="1080" w:header="708" w:footer="708" w:gutter="0"/>
-      <w:pgNumType/>
+      <w:cols w:space="720"/>
       <w:docGrid w:linePitch="360"/>
     </w:sectPr>
   </w:body>
 </w:document>
 </file>
 
-<file path=word/comments.xml><?xml version="1.0" encoding="utf-8"?>
-<w:comments xmlns:cx="http://schemas.microsoft.com/office/drawing/2014/chartex" xmlns:cx1="http://schemas.microsoft.com/office/drawing/2015/9/8/chartex" xmlns:cx2="http://schemas.microsoft.com/office/drawing/2015/10/21/chartex" xmlns:cx3="http://schemas.microsoft.com/office/drawing/2016/5/9/chartex" xmlns:cx4="http://schemas.microsoft.com/office/drawing/2016/5/10/chartex" xmlns:cx5="http://schemas.microsoft.com/office/drawing/2016/5/11/chartex" xmlns:cx6="http://schemas.microsoft.com/office/drawing/2016/5/12/chartex" xmlns:cx7="http://schemas.microsoft.com/office/drawing/2016/5/13/chartex" xmlns:cx8="http://schemas.microsoft.com/office/drawing/2016/5/14/chartex" xmlns:mc="http://schemas.openxmlformats.org/markup-compatibility/2006" xmlns:aink="http://schemas.microsoft.com/office/drawing/2016/ink" xmlns:am3d="http://schemas.microsoft.com/office/drawing/2017/model3d" xmlns:o="urn:schemas-microsoft-com:office:office" xmlns:r="http://schemas.openxmlformats.org/officeDocument/2006/relationships" xmlns:m="http://schemas.openxmlformats.org/officeDocument/2006/math" xmlns:v="urn:schemas-microsoft-com:vml" xmlns:wp14="http://schemas.microsoft.com/office/word/2010/wordprocessingDrawing" xmlns:wp="http://schemas.openxmlformats.org/drawingml/2006/wordprocessingDrawing" xmlns:w10="urn:schemas-microsoft-com:office:word" xmlns:w="http://schemas.openxmlformats.org/wordprocessingml/2006/main" xmlns:w14="http://schemas.microsoft.com/office/word/2010/wordml" xmlns:w15="http://schemas.microsoft.com/office/word/2012/wordml" xmlns:w16cex="http://schemas.microsoft.com/office/word/2018/wordml/cex" xmlns:w16cid="http://schemas.microsoft.com/office/word/2016/wordml/cid" xmlns:w16="http://schemas.microsoft.com/office/word/2018/wordml" xmlns:w16sdtdh="http://schemas.microsoft.com/office/word/2020/wordml/sdtdatahash" xmlns:w16se="http://schemas.microsoft.com/office/word/2015/wordml/symex" xmlns:wpg="http://schemas.microsoft.com/office/word/2010/wordprocessingGroup" xmlns:wpi="http://schemas.microsoft.com/office/word/2010/wordprocessingInk" xmlns:wne="http://schemas.microsoft.com/office/word/2006/wordml" xmlns:wps="http://schemas.microsoft.com/office/word/2010/wordprocessingShape"/>
-</file>
-
 <file path=word/endnotes.xml><?xml version="1.0" encoding="utf-8"?>
-<w:endnotes xmlns:wpc="http://schemas.microsoft.com/office/word/2010/wordprocessingCanvas" xmlns:mc="http://schemas.openxmlformats.org/markup-compatibility/2006" xmlns:o="urn:schemas-microsoft-com:office:office" xmlns:r="http://schemas.openxmlformats.org/officeDocument/2006/relationships" xmlns:m="http://schemas.openxmlformats.org/officeDocument/2006/math" xmlns:v="urn:schemas-microsoft-com:vml" xmlns:wp14="http://schemas.microsoft.com/office/word/2010/wordprocessingDrawing" xmlns:wp="http://schemas.openxmlformats.org/drawingml/2006/wordprocessingDrawing" xmlns:w10="urn:schemas-microsoft-com:office:word" xmlns:w="http://schemas.openxmlformats.org/wordprocessingml/2006/main" xmlns:w14="http://schemas.microsoft.com/office/word/2010/wordml" xmlns:w15="http://schemas.microsoft.com/office/word/2012/wordml" xmlns:wpg="http://schemas.microsoft.com/office/word/2010/wordprocessingGroup" xmlns:wpi="http://schemas.microsoft.com/office/word/2010/wordprocessingInk" xmlns:wne="http://schemas.microsoft.com/office/word/2006/wordml" xmlns:wps="http://schemas.microsoft.com/office/word/2010/wordprocessingShape" mc:Ignorable="w14 w15 wp14">
+<w:endnotes xmlns:wpc="http://schemas.microsoft.com/office/word/2010/wordprocessingCanvas" xmlns:cx="http://schemas.microsoft.com/office/drawing/2014/chartex" xmlns:cx1="http://schemas.microsoft.com/office/drawing/2015/9/8/chartex" xmlns:cx2="http://schemas.microsoft.com/office/drawing/2015/10/21/chartex" xmlns:cx3="http://schemas.microsoft.com/office/drawing/2016/5/9/chartex" xmlns:cx4="http://schemas.microsoft.com/office/drawing/2016/5/10/chartex" xmlns:cx5="http://schemas.microsoft.com/office/drawing/2016/5/11/chartex" xmlns:cx6="http://schemas.microsoft.com/office/drawing/2016/5/12/chartex" xmlns:cx7="http://schemas.microsoft.com/office/drawing/2016/5/13/chartex" xmlns:cx8="http://schemas.microsoft.com/office/drawing/2016/5/14/chartex" xmlns:mc="http://schemas.openxmlformats.org/markup-compatibility/2006" xmlns:aink="http://schemas.microsoft.com/office/drawing/2016/ink" xmlns:am3d="http://schemas.microsoft.com/office/drawing/2017/model3d" xmlns:o="urn:schemas-microsoft-com:office:office" xmlns:oel="http://schemas.microsoft.com/office/2019/extlst" xmlns:r="http://schemas.openxmlformats.org/officeDocument/2006/relationships" xmlns:m="http://schemas.openxmlformats.org/officeDocument/2006/math" xmlns:v="urn:schemas-microsoft-com:vml" xmlns:wp14="http://schemas.microsoft.com/office/word/2010/wordprocessingDrawing" xmlns:wp="http://schemas.openxmlformats.org/drawingml/2006/wordprocessingDrawing" xmlns:w10="urn:schemas-microsoft-com:office:word" xmlns:w="http://schemas.openxmlformats.org/wordprocessingml/2006/main" xmlns:w14="http://schemas.microsoft.com/office/word/2010/wordml" xmlns:w15="http://schemas.microsoft.com/office/word/2012/wordml" xmlns:w16cex="http://schemas.microsoft.com/office/word/2018/wordml/cex" xmlns:w16cid="http://schemas.microsoft.com/office/word/2016/wordml/cid" xmlns:w16="http://schemas.microsoft.com/office/word/2018/wordml" xmlns:w16du="http://schemas.microsoft.com/office/word/2023/wordml/word16du" xmlns:w16sdtdh="http://schemas.microsoft.com/office/word/2020/wordml/sdtdatahash" xmlns:w16sdtfl="http://schemas.microsoft.com/office/word/2024/wordml/sdtformatlock" xmlns:w16se="http://schemas.microsoft.com/office/word/2015/wordml/symex" xmlns:wpg="http://schemas.microsoft.com/office/word/2010/wordprocessingGroup" xmlns:wpi="http://schemas.microsoft.com/office/word/2010/wordprocessingInk" xmlns:wne="http://schemas.microsoft.com/office/word/2006/wordml" xmlns:wps="http://schemas.microsoft.com/office/word/2010/wordprocessingShape" mc:Ignorable="w14 w15 w16se w16cid w16 w16cex w16sdtdh w16sdtfl w16du wp14">
   <w:endnote w:type="separator" w:id="-1">
     <w:p>
-      <w:pPr>
-        <w:spacing w:after="0" w:line="240" w:lineRule="auto"/>
-      </w:pPr>
-      <w:r>
-        <w:rPr>
-          <w:rStyle w:val="EndnoteReference"/>
-        </w:rPr>
-        <w:endnoteRef/>
-      </w:r>
       <w:r>
         <w:separator/>
       </w:r>
@@ -1811,15 +1815,6 @@
   </w:endnote>
   <w:endnote w:type="continuationSeparator" w:id="0">
     <w:p>
-      <w:pPr>
-        <w:spacing w:after="0" w:line="240" w:lineRule="auto"/>
-      </w:pPr>
-      <w:r>
-        <w:rPr>
-          <w:rStyle w:val="EndnoteReference"/>
-        </w:rPr>
-        <w:endnoteRef/>
-      </w:r>
       <w:r>
         <w:continuationSeparator/>
       </w:r>
@@ -1828,19 +1823,64 @@
 </w:endnotes>
 </file>
 
+<file path=word/footer1.xml><?xml version="1.0" encoding="utf-8"?>
+<w:ftr xmlns:wpc="http://schemas.microsoft.com/office/word/2010/wordprocessingCanvas" xmlns:cx="http://schemas.microsoft.com/office/drawing/2014/chartex" xmlns:cx1="http://schemas.microsoft.com/office/drawing/2015/9/8/chartex" xmlns:cx2="http://schemas.microsoft.com/office/drawing/2015/10/21/chartex" xmlns:cx3="http://schemas.microsoft.com/office/drawing/2016/5/9/chartex" xmlns:cx4="http://schemas.microsoft.com/office/drawing/2016/5/10/chartex" xmlns:cx5="http://schemas.microsoft.com/office/drawing/2016/5/11/chartex" xmlns:cx6="http://schemas.microsoft.com/office/drawing/2016/5/12/chartex" xmlns:cx7="http://schemas.microsoft.com/office/drawing/2016/5/13/chartex" xmlns:cx8="http://schemas.microsoft.com/office/drawing/2016/5/14/chartex" xmlns:mc="http://schemas.openxmlformats.org/markup-compatibility/2006" xmlns:aink="http://schemas.microsoft.com/office/drawing/2016/ink" xmlns:am3d="http://schemas.microsoft.com/office/drawing/2017/model3d" xmlns:o="urn:schemas-microsoft-com:office:office" xmlns:oel="http://schemas.microsoft.com/office/2019/extlst" xmlns:r="http://schemas.openxmlformats.org/officeDocument/2006/relationships" xmlns:m="http://schemas.openxmlformats.org/officeDocument/2006/math" xmlns:v="urn:schemas-microsoft-com:vml" xmlns:wp14="http://schemas.microsoft.com/office/word/2010/wordprocessingDrawing" xmlns:wp="http://schemas.openxmlformats.org/drawingml/2006/wordprocessingDrawing" xmlns:w10="urn:schemas-microsoft-com:office:word" xmlns:w="http://schemas.openxmlformats.org/wordprocessingml/2006/main" xmlns:w14="http://schemas.microsoft.com/office/word/2010/wordml" xmlns:w15="http://schemas.microsoft.com/office/word/2012/wordml" xmlns:w16cex="http://schemas.microsoft.com/office/word/2018/wordml/cex" xmlns:w16cid="http://schemas.microsoft.com/office/word/2016/wordml/cid" xmlns:w16="http://schemas.microsoft.com/office/word/2018/wordml" xmlns:w16du="http://schemas.microsoft.com/office/word/2023/wordml/word16du" xmlns:w16sdtdh="http://schemas.microsoft.com/office/word/2020/wordml/sdtdatahash" xmlns:w16sdtfl="http://schemas.microsoft.com/office/word/2024/wordml/sdtformatlock" xmlns:w16se="http://schemas.microsoft.com/office/word/2015/wordml/symex" xmlns:wpg="http://schemas.microsoft.com/office/word/2010/wordprocessingGroup" xmlns:wpi="http://schemas.microsoft.com/office/word/2010/wordprocessingInk" xmlns:wne="http://schemas.microsoft.com/office/word/2006/wordml" xmlns:wps="http://schemas.microsoft.com/office/word/2010/wordprocessingShape" mc:Ignorable="w14 w15 w16se w16cid w16 w16cex w16sdtdh w16sdtfl w16du wp14">
+  <w:sdt>
+    <w:sdtPr>
+      <w:id w:val="-1602879611"/>
+      <w:docPartObj>
+        <w:docPartGallery w:val="Page Numbers (Bottom of Page)"/>
+        <w:docPartUnique/>
+      </w:docPartObj>
+    </w:sdtPr>
+    <w:sdtContent>
+      <w:p>
+        <w:pPr>
+          <w:pStyle w:val="Footer"/>
+          <w:jc w:val="right"/>
+        </w:pPr>
+        <w:r>
+          <w:t xml:space="preserve">Page | </w:t>
+        </w:r>
+        <w:r>
+          <w:fldChar w:fldCharType="begin"/>
+        </w:r>
+        <w:r>
+          <w:instrText xml:space="preserve"> PAGE   \* MERGEFORMAT </w:instrText>
+        </w:r>
+        <w:r>
+          <w:fldChar w:fldCharType="separate"/>
+        </w:r>
+        <w:r>
+          <w:rPr>
+            <w:noProof/>
+          </w:rPr>
+          <w:t>2</w:t>
+        </w:r>
+        <w:r>
+          <w:rPr>
+            <w:noProof/>
+          </w:rPr>
+          <w:fldChar w:fldCharType="end"/>
+        </w:r>
+        <w:r>
+          <w:t xml:space="preserve"> </w:t>
+        </w:r>
+      </w:p>
+    </w:sdtContent>
+  </w:sdt>
+  <w:p>
+    <w:pPr>
+      <w:pStyle w:val="Footer"/>
+    </w:pPr>
+  </w:p>
+</w:ftr>
+</file>
+
 <file path=word/footnotes.xml><?xml version="1.0" encoding="utf-8"?>
-<w:footnotes xmlns:wpc="http://schemas.microsoft.com/office/word/2010/wordprocessingCanvas" xmlns:mc="http://schemas.openxmlformats.org/markup-compatibility/2006" xmlns:o="urn:schemas-microsoft-com:office:office" xmlns:r="http://schemas.openxmlformats.org/officeDocument/2006/relationships" xmlns:m="http://schemas.openxmlformats.org/officeDocument/2006/math" xmlns:v="urn:schemas-microsoft-com:vml" xmlns:wp14="http://schemas.microsoft.com/office/word/2010/wordprocessingDrawing" xmlns:wp="http://schemas.openxmlformats.org/drawingml/2006/wordprocessingDrawing" xmlns:w10="urn:schemas-microsoft-com:office:word" xmlns:w="http://schemas.openxmlformats.org/wordprocessingml/2006/main" xmlns:w14="http://schemas.microsoft.com/office/word/2010/wordml" xmlns:w15="http://schemas.microsoft.com/office/word/2012/wordml" xmlns:wpg="http://schemas.microsoft.com/office/word/2010/wordprocessingGroup" xmlns:wpi="http://schemas.microsoft.com/office/word/2010/wordprocessingInk" xmlns:wne="http://schemas.microsoft.com/office/word/2006/wordml" xmlns:wps="http://schemas.microsoft.com/office/word/2010/wordprocessingShape" mc:Ignorable="w14 w15 wp14">
+<w:footnotes xmlns:wpc="http://schemas.microsoft.com/office/word/2010/wordprocessingCanvas" xmlns:cx="http://schemas.microsoft.com/office/drawing/2014/chartex" xmlns:cx1="http://schemas.microsoft.com/office/drawing/2015/9/8/chartex" xmlns:cx2="http://schemas.microsoft.com/office/drawing/2015/10/21/chartex" xmlns:cx3="http://schemas.microsoft.com/office/drawing/2016/5/9/chartex" xmlns:cx4="http://schemas.microsoft.com/office/drawing/2016/5/10/chartex" xmlns:cx5="http://schemas.microsoft.com/office/drawing/2016/5/11/chartex" xmlns:cx6="http://schemas.microsoft.com/office/drawing/2016/5/12/chartex" xmlns:cx7="http://schemas.microsoft.com/office/drawing/2016/5/13/chartex" xmlns:cx8="http://schemas.microsoft.com/office/drawing/2016/5/14/chartex" xmlns:mc="http://schemas.openxmlformats.org/markup-compatibility/2006" xmlns:aink="http://schemas.microsoft.com/office/drawing/2016/ink" xmlns:am3d="http://schemas.microsoft.com/office/drawing/2017/model3d" xmlns:o="urn:schemas-microsoft-com:office:office" xmlns:oel="http://schemas.microsoft.com/office/2019/extlst" xmlns:r="http://schemas.openxmlformats.org/officeDocument/2006/relationships" xmlns:m="http://schemas.openxmlformats.org/officeDocument/2006/math" xmlns:v="urn:schemas-microsoft-com:vml" xmlns:wp14="http://schemas.microsoft.com/office/word/2010/wordprocessingDrawing" xmlns:wp="http://schemas.openxmlformats.org/drawingml/2006/wordprocessingDrawing" xmlns:w10="urn:schemas-microsoft-com:office:word" xmlns:w="http://schemas.openxmlformats.org/wordprocessingml/2006/main" xmlns:w14="http://schemas.microsoft.com/office/word/2010/wordml" xmlns:w15="http://schemas.microsoft.com/office/word/2012/wordml" xmlns:w16cex="http://schemas.microsoft.com/office/word/2018/wordml/cex" xmlns:w16cid="http://schemas.microsoft.com/office/word/2016/wordml/cid" xmlns:w16="http://schemas.microsoft.com/office/word/2018/wordml" xmlns:w16du="http://schemas.microsoft.com/office/word/2023/wordml/word16du" xmlns:w16sdtdh="http://schemas.microsoft.com/office/word/2020/wordml/sdtdatahash" xmlns:w16sdtfl="http://schemas.microsoft.com/office/word/2024/wordml/sdtformatlock" xmlns:w16se="http://schemas.microsoft.com/office/word/2015/wordml/symex" xmlns:wpg="http://schemas.microsoft.com/office/word/2010/wordprocessingGroup" xmlns:wpi="http://schemas.microsoft.com/office/word/2010/wordprocessingInk" xmlns:wne="http://schemas.microsoft.com/office/word/2006/wordml" xmlns:wps="http://schemas.microsoft.com/office/word/2010/wordprocessingShape" mc:Ignorable="w14 w15 w16se w16cid w16 w16cex w16sdtdh w16sdtfl w16du wp14">
   <w:footnote w:type="separator" w:id="-1">
     <w:p>
-      <w:pPr>
-        <w:spacing w:after="0" w:line="240" w:lineRule="auto"/>
-      </w:pPr>
-      <w:r>
-        <w:rPr>
-          <w:rStyle w:val="FootnoteReference"/>
-        </w:rPr>
-        <w:footnoteRef/>
-      </w:r>
       <w:r>
         <w:separator/>
       </w:r>
@@ -1848,15 +1888,6 @@
   </w:footnote>
   <w:footnote w:type="continuationSeparator" w:id="0">
     <w:p>
-      <w:pPr>
-        <w:spacing w:after="0" w:line="240" w:lineRule="auto"/>
-      </w:pPr>
-      <w:r>
-        <w:rPr>
-          <w:rStyle w:val="FootnoteReference"/>
-        </w:rPr>
-        <w:footnoteRef/>
-      </w:r>
       <w:r>
         <w:continuationSeparator/>
       </w:r>
@@ -1866,10 +1897,12 @@
 </file>
 
 <file path=word/numbering.xml><?xml version="1.0" encoding="utf-8"?>
-<w:numbering xmlns:wpc="http://schemas.microsoft.com/office/word/2010/wordprocessingCanvas" xmlns:mc="http://schemas.openxmlformats.org/markup-compatibility/2006" xmlns:o="urn:schemas-microsoft-com:office:office" xmlns:r="http://schemas.openxmlformats.org/officeDocument/2006/relationships" xmlns:m="http://schemas.openxmlformats.org/officeDocument/2006/math" xmlns:v="urn:schemas-microsoft-com:vml" xmlns:wp14="http://schemas.microsoft.com/office/word/2010/wordprocessingDrawing" xmlns:wp="http://schemas.openxmlformats.org/drawingml/2006/wordprocessingDrawing" xmlns:w10="urn:schemas-microsoft-com:office:word" xmlns:w="http://schemas.openxmlformats.org/wordprocessingml/2006/main" xmlns:w14="http://schemas.microsoft.com/office/word/2010/wordml" xmlns:w15="http://schemas.microsoft.com/office/word/2012/wordml" xmlns:wpg="http://schemas.microsoft.com/office/word/2010/wordprocessingGroup" xmlns:wpi="http://schemas.microsoft.com/office/word/2010/wordprocessingInk" xmlns:wne="http://schemas.microsoft.com/office/word/2006/wordml" xmlns:wps="http://schemas.microsoft.com/office/word/2010/wordprocessingShape" mc:Ignorable="w14 w15 wp14">
-  <w:abstractNum w:abstractNumId="1" w15:restartNumberingAfterBreak="0">
+<w:numbering xmlns:wpc="http://schemas.microsoft.com/office/word/2010/wordprocessingCanvas" xmlns:cx="http://schemas.microsoft.com/office/drawing/2014/chartex" xmlns:cx1="http://schemas.microsoft.com/office/drawing/2015/9/8/chartex" xmlns:cx2="http://schemas.microsoft.com/office/drawing/2015/10/21/chartex" xmlns:cx3="http://schemas.microsoft.com/office/drawing/2016/5/9/chartex" xmlns:cx4="http://schemas.microsoft.com/office/drawing/2016/5/10/chartex" xmlns:cx5="http://schemas.microsoft.com/office/drawing/2016/5/11/chartex" xmlns:cx6="http://schemas.microsoft.com/office/drawing/2016/5/12/chartex" xmlns:cx7="http://schemas.microsoft.com/office/drawing/2016/5/13/chartex" xmlns:cx8="http://schemas.microsoft.com/office/drawing/2016/5/14/chartex" xmlns:mc="http://schemas.openxmlformats.org/markup-compatibility/2006" xmlns:aink="http://schemas.microsoft.com/office/drawing/2016/ink" xmlns:am3d="http://schemas.microsoft.com/office/drawing/2017/model3d" xmlns:o="urn:schemas-microsoft-com:office:office" xmlns:oel="http://schemas.microsoft.com/office/2019/extlst" xmlns:r="http://schemas.openxmlformats.org/officeDocument/2006/relationships" xmlns:m="http://schemas.openxmlformats.org/officeDocument/2006/math" xmlns:v="urn:schemas-microsoft-com:vml" xmlns:wp14="http://schemas.microsoft.com/office/word/2010/wordprocessingDrawing" xmlns:wp="http://schemas.openxmlformats.org/drawingml/2006/wordprocessingDrawing" xmlns:w10="urn:schemas-microsoft-com:office:word" xmlns:w="http://schemas.openxmlformats.org/wordprocessingml/2006/main" xmlns:w14="http://schemas.microsoft.com/office/word/2010/wordml" xmlns:w15="http://schemas.microsoft.com/office/word/2012/wordml" xmlns:w16cex="http://schemas.microsoft.com/office/word/2018/wordml/cex" xmlns:w16cid="http://schemas.microsoft.com/office/word/2016/wordml/cid" xmlns:w16="http://schemas.microsoft.com/office/word/2018/wordml" xmlns:w16du="http://schemas.microsoft.com/office/word/2023/wordml/word16du" xmlns:w16sdtdh="http://schemas.microsoft.com/office/word/2020/wordml/sdtdatahash" xmlns:w16sdtfl="http://schemas.microsoft.com/office/word/2024/wordml/sdtformatlock" xmlns:w16se="http://schemas.microsoft.com/office/word/2015/wordml/symex" xmlns:wpg="http://schemas.microsoft.com/office/word/2010/wordprocessingGroup" xmlns:wpi="http://schemas.microsoft.com/office/word/2010/wordprocessingInk" xmlns:wne="http://schemas.microsoft.com/office/word/2006/wordml" xmlns:wps="http://schemas.microsoft.com/office/word/2010/wordprocessingShape" mc:Ignorable="w14 w15 w16se w16cid w16 w16cex w16sdtdh w16sdtfl w16du wp14">
+  <w:abstractNum w:abstractNumId="0" w15:restartNumberingAfterBreak="0">
+    <w:nsid w:val="21E33EBD"/>
     <w:multiLevelType w:val="hybridMultilevel"/>
-    <w:lvl w:ilvl="0" w15:tentative="1">
+    <w:tmpl w:val="286E7BF4"/>
+    <w:lvl w:ilvl="0" w:tplc="A2E22234">
       <w:start w:val="1"/>
       <w:numFmt w:val="bullet"/>
       <w:lvlText w:val="●"/>
@@ -1878,7 +1911,7 @@
         <w:ind w:left="720" w:hanging="360"/>
       </w:pPr>
     </w:lvl>
-    <w:lvl w:ilvl="1" w15:tentative="1">
+    <w:lvl w:ilvl="1" w:tplc="9F6EAC8E">
       <w:start w:val="1"/>
       <w:numFmt w:val="bullet"/>
       <w:lvlText w:val="○"/>
@@ -1887,7 +1920,7 @@
         <w:ind w:left="1440" w:hanging="360"/>
       </w:pPr>
     </w:lvl>
-    <w:lvl w:ilvl="2" w15:tentative="1">
+    <w:lvl w:ilvl="2" w:tplc="77EC00F6">
       <w:start w:val="1"/>
       <w:numFmt w:val="bullet"/>
       <w:lvlText w:val="■"/>
@@ -1896,7 +1929,7 @@
         <w:ind w:left="2160" w:hanging="360"/>
       </w:pPr>
     </w:lvl>
-    <w:lvl w:ilvl="3" w15:tentative="1">
+    <w:lvl w:ilvl="3" w:tplc="41B8AFB2">
       <w:start w:val="1"/>
       <w:numFmt w:val="bullet"/>
       <w:lvlText w:val="●"/>
@@ -1905,7 +1938,7 @@
         <w:ind w:left="2880" w:hanging="360"/>
       </w:pPr>
     </w:lvl>
-    <w:lvl w:ilvl="4" w15:tentative="1">
+    <w:lvl w:ilvl="4" w:tplc="ED8CCBCA">
       <w:start w:val="1"/>
       <w:numFmt w:val="bullet"/>
       <w:lvlText w:val="○"/>
@@ -1914,7 +1947,7 @@
         <w:ind w:left="3600" w:hanging="360"/>
       </w:pPr>
     </w:lvl>
-    <w:lvl w:ilvl="5" w15:tentative="1">
+    <w:lvl w:ilvl="5" w:tplc="9DCE7730">
       <w:start w:val="1"/>
       <w:numFmt w:val="bullet"/>
       <w:lvlText w:val="■"/>
@@ -1923,7 +1956,7 @@
         <w:ind w:left="4320" w:hanging="360"/>
       </w:pPr>
     </w:lvl>
-    <w:lvl w:ilvl="6" w15:tentative="1">
+    <w:lvl w:ilvl="6" w:tplc="CAF0E07E">
       <w:start w:val="1"/>
       <w:numFmt w:val="bullet"/>
       <w:lvlText w:val="●"/>
@@ -1932,7 +1965,7 @@
         <w:ind w:left="5040" w:hanging="360"/>
       </w:pPr>
     </w:lvl>
-    <w:lvl w:ilvl="7" w15:tentative="1">
+    <w:lvl w:ilvl="7" w:tplc="BE041BB8">
       <w:start w:val="1"/>
       <w:numFmt w:val="bullet"/>
       <w:lvlText w:val="●"/>
@@ -1941,7 +1974,7 @@
         <w:ind w:left="5760" w:hanging="360"/>
       </w:pPr>
     </w:lvl>
-    <w:lvl w:ilvl="8" w15:tentative="1">
+    <w:lvl w:ilvl="8" w:tplc="E8661E8A">
       <w:start w:val="1"/>
       <w:numFmt w:val="bullet"/>
       <w:lvlText w:val="●"/>
@@ -1951,9 +1984,11 @@
       </w:pPr>
     </w:lvl>
   </w:abstractNum>
-  <w:abstractNum w:abstractNumId="2" w15:restartNumberingAfterBreak="0">
+  <w:abstractNum w:abstractNumId="1" w15:restartNumberingAfterBreak="0">
+    <w:nsid w:val="703E3FD2"/>
     <w:multiLevelType w:val="hybridMultilevel"/>
-    <w:lvl w:ilvl="0" w15:tentative="1">
+    <w:tmpl w:val="48CAE8A8"/>
+    <w:lvl w:ilvl="0" w:tplc="FD5C7C3C">
       <w:start w:val="1"/>
       <w:numFmt w:val="bullet"/>
       <w:lvlText w:val="•"/>
@@ -1962,15 +1997,55 @@
         <w:ind w:left="420" w:hanging="260"/>
       </w:pPr>
     </w:lvl>
+    <w:lvl w:ilvl="1" w:tplc="AE547492">
+      <w:numFmt w:val="decimal"/>
+      <w:lvlText w:val=""/>
+      <w:lvlJc w:val="left"/>
+    </w:lvl>
+    <w:lvl w:ilvl="2" w:tplc="A322C158">
+      <w:numFmt w:val="decimal"/>
+      <w:lvlText w:val=""/>
+      <w:lvlJc w:val="left"/>
+    </w:lvl>
+    <w:lvl w:ilvl="3" w:tplc="F95A7BF2">
+      <w:numFmt w:val="decimal"/>
+      <w:lvlText w:val=""/>
+      <w:lvlJc w:val="left"/>
+    </w:lvl>
+    <w:lvl w:ilvl="4" w:tplc="6E1EE398">
+      <w:numFmt w:val="decimal"/>
+      <w:lvlText w:val=""/>
+      <w:lvlJc w:val="left"/>
+    </w:lvl>
+    <w:lvl w:ilvl="5" w:tplc="E092D2A0">
+      <w:numFmt w:val="decimal"/>
+      <w:lvlText w:val=""/>
+      <w:lvlJc w:val="left"/>
+    </w:lvl>
+    <w:lvl w:ilvl="6" w:tplc="E6B2E534">
+      <w:numFmt w:val="decimal"/>
+      <w:lvlText w:val=""/>
+      <w:lvlJc w:val="left"/>
+    </w:lvl>
+    <w:lvl w:ilvl="7" w:tplc="A6F0F7C8">
+      <w:numFmt w:val="decimal"/>
+      <w:lvlText w:val=""/>
+      <w:lvlJc w:val="left"/>
+    </w:lvl>
+    <w:lvl w:ilvl="8" w:tplc="544A1C3E">
+      <w:numFmt w:val="decimal"/>
+      <w:lvlText w:val=""/>
+      <w:lvlJc w:val="left"/>
+    </w:lvl>
   </w:abstractNum>
-  <w:num w:numId="1">
-    <w:abstractNumId w:val="1"/>
+  <w:num w:numId="1" w16cid:durableId="332727564">
+    <w:abstractNumId w:val="0"/>
     <w:lvlOverride w:ilvl="0">
       <w:startOverride w:val="1"/>
     </w:lvlOverride>
   </w:num>
-  <w:num w:numId="2">
-    <w:abstractNumId w:val="2"/>
+  <w:num w:numId="2" w16cid:durableId="941063065">
+    <w:abstractNumId w:val="1"/>
     <w:lvlOverride w:ilvl="0">
       <w:startOverride w:val="1"/>
     </w:lvlOverride>
@@ -1979,26 +2054,405 @@
 </file>
 
 <file path=word/styles.xml><?xml version="1.0" encoding="utf-8"?>
-<w:styles xmlns:mc="http://schemas.openxmlformats.org/markup-compatibility/2006" xmlns:r="http://schemas.openxmlformats.org/officeDocument/2006/relationships" xmlns:w="http://schemas.openxmlformats.org/wordprocessingml/2006/main" xmlns:w14="http://schemas.microsoft.com/office/word/2010/wordml" xmlns:w15="http://schemas.microsoft.com/office/word/2012/wordml" mc:Ignorable="w14 w15">
+<w:styles xmlns:mc="http://schemas.openxmlformats.org/markup-compatibility/2006" xmlns:r="http://schemas.openxmlformats.org/officeDocument/2006/relationships" xmlns:w="http://schemas.openxmlformats.org/wordprocessingml/2006/main" xmlns:w14="http://schemas.microsoft.com/office/word/2010/wordml" xmlns:w15="http://schemas.microsoft.com/office/word/2012/wordml" xmlns:w16cex="http://schemas.microsoft.com/office/word/2018/wordml/cex" xmlns:w16cid="http://schemas.microsoft.com/office/word/2016/wordml/cid" xmlns:w16="http://schemas.microsoft.com/office/word/2018/wordml" xmlns:w16du="http://schemas.microsoft.com/office/word/2023/wordml/word16du" xmlns:w16sdtdh="http://schemas.microsoft.com/office/word/2020/wordml/sdtdatahash" xmlns:w16sdtfl="http://schemas.microsoft.com/office/word/2024/wordml/sdtformatlock" xmlns:w16se="http://schemas.microsoft.com/office/word/2015/wordml/symex" mc:Ignorable="w14 w15 w16se w16cid w16 w16cex w16sdtdh w16sdtfl w16du">
   <w:docDefaults>
-    <w:rPrDefault/>
+    <w:rPrDefault>
+      <w:rPr>
+        <w:rFonts w:ascii="Times New Roman" w:eastAsia="Times New Roman" w:hAnsi="Times New Roman" w:cs="Times New Roman"/>
+        <w:lang w:val="en-GB" w:eastAsia="zh-CN" w:bidi="ar-SA"/>
+      </w:rPr>
+    </w:rPrDefault>
     <w:pPrDefault/>
   </w:docDefaults>
-  <w:style w:type="paragraph" w:styleId="Title">
-    <w:name w:val="Title"/>
-    <w:basedOn w:val="Normal"/>
-    <w:next w:val="Normal"/>
+  <w:latentStyles w:defLockedState="0" w:defUIPriority="99" w:defSemiHidden="0" w:defUnhideWhenUsed="0" w:defQFormat="0" w:count="376">
+    <w:lsdException w:name="Normal" w:uiPriority="0" w:qFormat="1"/>
+    <w:lsdException w:name="heading 1" w:uiPriority="9" w:qFormat="1"/>
+    <w:lsdException w:name="heading 2" w:semiHidden="1" w:uiPriority="9" w:unhideWhenUsed="1" w:qFormat="1"/>
+    <w:lsdException w:name="heading 3" w:semiHidden="1" w:uiPriority="9" w:unhideWhenUsed="1" w:qFormat="1"/>
+    <w:lsdException w:name="heading 4" w:semiHidden="1" w:uiPriority="9" w:unhideWhenUsed="1" w:qFormat="1"/>
+    <w:lsdException w:name="heading 5" w:semiHidden="1" w:uiPriority="9" w:unhideWhenUsed="1" w:qFormat="1"/>
+    <w:lsdException w:name="heading 6" w:semiHidden="1" w:uiPriority="9" w:unhideWhenUsed="1" w:qFormat="1"/>
+    <w:lsdException w:name="heading 7" w:semiHidden="1" w:uiPriority="9" w:unhideWhenUsed="1" w:qFormat="1"/>
+    <w:lsdException w:name="heading 8" w:semiHidden="1" w:uiPriority="9" w:unhideWhenUsed="1" w:qFormat="1"/>
+    <w:lsdException w:name="heading 9" w:semiHidden="1" w:uiPriority="9" w:unhideWhenUsed="1" w:qFormat="1"/>
+    <w:lsdException w:name="index 1" w:semiHidden="1" w:unhideWhenUsed="1"/>
+    <w:lsdException w:name="index 2" w:semiHidden="1" w:unhideWhenUsed="1"/>
+    <w:lsdException w:name="index 3" w:semiHidden="1" w:unhideWhenUsed="1"/>
+    <w:lsdException w:name="index 4" w:semiHidden="1" w:unhideWhenUsed="1"/>
+    <w:lsdException w:name="index 5" w:semiHidden="1" w:unhideWhenUsed="1"/>
+    <w:lsdException w:name="index 6" w:semiHidden="1" w:unhideWhenUsed="1"/>
+    <w:lsdException w:name="index 7" w:semiHidden="1" w:unhideWhenUsed="1"/>
+    <w:lsdException w:name="index 8" w:semiHidden="1" w:unhideWhenUsed="1"/>
+    <w:lsdException w:name="index 9" w:semiHidden="1" w:unhideWhenUsed="1"/>
+    <w:lsdException w:name="toc 1" w:semiHidden="1" w:uiPriority="39" w:unhideWhenUsed="1"/>
+    <w:lsdException w:name="toc 2" w:semiHidden="1" w:uiPriority="39" w:unhideWhenUsed="1"/>
+    <w:lsdException w:name="toc 3" w:semiHidden="1" w:uiPriority="39" w:unhideWhenUsed="1"/>
+    <w:lsdException w:name="toc 4" w:semiHidden="1" w:uiPriority="39" w:unhideWhenUsed="1"/>
+    <w:lsdException w:name="toc 5" w:semiHidden="1" w:uiPriority="39" w:unhideWhenUsed="1"/>
+    <w:lsdException w:name="toc 6" w:semiHidden="1" w:uiPriority="39" w:unhideWhenUsed="1"/>
+    <w:lsdException w:name="toc 7" w:semiHidden="1" w:uiPriority="39" w:unhideWhenUsed="1"/>
+    <w:lsdException w:name="toc 8" w:semiHidden="1" w:uiPriority="39" w:unhideWhenUsed="1"/>
+    <w:lsdException w:name="toc 9" w:semiHidden="1" w:uiPriority="39" w:unhideWhenUsed="1"/>
+    <w:lsdException w:name="Normal Indent" w:semiHidden="1" w:unhideWhenUsed="1"/>
+    <w:lsdException w:name="footnote text" w:semiHidden="1" w:unhideWhenUsed="1"/>
+    <w:lsdException w:name="annotation text" w:semiHidden="1" w:unhideWhenUsed="1"/>
+    <w:lsdException w:name="header" w:semiHidden="1" w:unhideWhenUsed="1"/>
+    <w:lsdException w:name="footer" w:semiHidden="1" w:unhideWhenUsed="1"/>
+    <w:lsdException w:name="index heading" w:semiHidden="1" w:unhideWhenUsed="1"/>
+    <w:lsdException w:name="caption" w:semiHidden="1" w:uiPriority="35" w:unhideWhenUsed="1" w:qFormat="1"/>
+    <w:lsdException w:name="table of figures" w:semiHidden="1" w:unhideWhenUsed="1"/>
+    <w:lsdException w:name="envelope address" w:semiHidden="1" w:unhideWhenUsed="1"/>
+    <w:lsdException w:name="envelope return" w:semiHidden="1" w:unhideWhenUsed="1"/>
+    <w:lsdException w:name="footnote reference" w:semiHidden="1" w:unhideWhenUsed="1"/>
+    <w:lsdException w:name="annotation reference" w:semiHidden="1" w:unhideWhenUsed="1"/>
+    <w:lsdException w:name="line number" w:semiHidden="1" w:unhideWhenUsed="1"/>
+    <w:lsdException w:name="page number" w:semiHidden="1" w:unhideWhenUsed="1"/>
+    <w:lsdException w:name="endnote reference" w:semiHidden="1" w:unhideWhenUsed="1"/>
+    <w:lsdException w:name="endnote text" w:semiHidden="1" w:unhideWhenUsed="1"/>
+    <w:lsdException w:name="table of authorities" w:semiHidden="1" w:unhideWhenUsed="1"/>
+    <w:lsdException w:name="macro" w:semiHidden="1" w:unhideWhenUsed="1"/>
+    <w:lsdException w:name="toa heading" w:semiHidden="1" w:unhideWhenUsed="1"/>
+    <w:lsdException w:name="List" w:semiHidden="1" w:unhideWhenUsed="1"/>
+    <w:lsdException w:name="List Bullet" w:semiHidden="1" w:unhideWhenUsed="1"/>
+    <w:lsdException w:name="List Number" w:semiHidden="1" w:unhideWhenUsed="1"/>
+    <w:lsdException w:name="List 2" w:semiHidden="1" w:unhideWhenUsed="1"/>
+    <w:lsdException w:name="List 3" w:semiHidden="1" w:unhideWhenUsed="1"/>
+    <w:lsdException w:name="List 4" w:semiHidden="1" w:unhideWhenUsed="1"/>
+    <w:lsdException w:name="List 5" w:semiHidden="1" w:unhideWhenUsed="1"/>
+    <w:lsdException w:name="List Bullet 2" w:semiHidden="1" w:unhideWhenUsed="1"/>
+    <w:lsdException w:name="List Bullet 3" w:semiHidden="1" w:unhideWhenUsed="1"/>
+    <w:lsdException w:name="List Bullet 4" w:semiHidden="1" w:unhideWhenUsed="1"/>
+    <w:lsdException w:name="List Bullet 5" w:semiHidden="1" w:unhideWhenUsed="1"/>
+    <w:lsdException w:name="List Number 2" w:semiHidden="1" w:unhideWhenUsed="1"/>
+    <w:lsdException w:name="List Number 3" w:semiHidden="1" w:unhideWhenUsed="1"/>
+    <w:lsdException w:name="List Number 4" w:semiHidden="1" w:unhideWhenUsed="1"/>
+    <w:lsdException w:name="List Number 5" w:semiHidden="1" w:unhideWhenUsed="1"/>
+    <w:lsdException w:name="Title" w:uiPriority="10" w:qFormat="1"/>
+    <w:lsdException w:name="Closing" w:semiHidden="1" w:unhideWhenUsed="1"/>
+    <w:lsdException w:name="Signature" w:semiHidden="1" w:unhideWhenUsed="1"/>
+    <w:lsdException w:name="Default Paragraph Font" w:semiHidden="1" w:uiPriority="1" w:unhideWhenUsed="1"/>
+    <w:lsdException w:name="Body Text" w:semiHidden="1" w:unhideWhenUsed="1"/>
+    <w:lsdException w:name="Body Text Indent" w:semiHidden="1" w:unhideWhenUsed="1"/>
+    <w:lsdException w:name="List Continue" w:semiHidden="1" w:unhideWhenUsed="1"/>
+    <w:lsdException w:name="List Continue 2" w:semiHidden="1" w:unhideWhenUsed="1"/>
+    <w:lsdException w:name="List Continue 3" w:semiHidden="1" w:unhideWhenUsed="1"/>
+    <w:lsdException w:name="List Continue 4" w:semiHidden="1" w:unhideWhenUsed="1"/>
+    <w:lsdException w:name="List Continue 5" w:semiHidden="1" w:unhideWhenUsed="1"/>
+    <w:lsdException w:name="Message Header" w:semiHidden="1" w:unhideWhenUsed="1"/>
+    <w:lsdException w:name="Subtitle" w:uiPriority="11" w:qFormat="1"/>
+    <w:lsdException w:name="Salutation" w:semiHidden="1" w:unhideWhenUsed="1"/>
+    <w:lsdException w:name="Date" w:semiHidden="1" w:unhideWhenUsed="1"/>
+    <w:lsdException w:name="Body Text First Indent" w:semiHidden="1" w:unhideWhenUsed="1"/>
+    <w:lsdException w:name="Body Text First Indent 2" w:semiHidden="1" w:unhideWhenUsed="1"/>
+    <w:lsdException w:name="Note Heading" w:semiHidden="1" w:unhideWhenUsed="1"/>
+    <w:lsdException w:name="Body Text 2" w:semiHidden="1" w:unhideWhenUsed="1"/>
+    <w:lsdException w:name="Body Text 3" w:semiHidden="1" w:unhideWhenUsed="1"/>
+    <w:lsdException w:name="Body Text Indent 2" w:semiHidden="1" w:unhideWhenUsed="1"/>
+    <w:lsdException w:name="Body Text Indent 3" w:semiHidden="1" w:unhideWhenUsed="1"/>
+    <w:lsdException w:name="Block Text" w:semiHidden="1" w:unhideWhenUsed="1"/>
+    <w:lsdException w:name="Hyperlink" w:semiHidden="1" w:unhideWhenUsed="1"/>
+    <w:lsdException w:name="FollowedHyperlink" w:semiHidden="1" w:unhideWhenUsed="1"/>
+    <w:lsdException w:name="Strong" w:uiPriority="22" w:qFormat="1"/>
+    <w:lsdException w:name="Emphasis" w:uiPriority="20" w:qFormat="1"/>
+    <w:lsdException w:name="Document Map" w:semiHidden="1" w:unhideWhenUsed="1"/>
+    <w:lsdException w:name="Plain Text" w:semiHidden="1" w:unhideWhenUsed="1"/>
+    <w:lsdException w:name="E-mail Signature" w:semiHidden="1" w:unhideWhenUsed="1"/>
+    <w:lsdException w:name="HTML Top of Form" w:semiHidden="1" w:unhideWhenUsed="1"/>
+    <w:lsdException w:name="HTML Bottom of Form" w:semiHidden="1" w:unhideWhenUsed="1"/>
+    <w:lsdException w:name="Normal (Web)" w:semiHidden="1" w:unhideWhenUsed="1"/>
+    <w:lsdException w:name="HTML Acronym" w:semiHidden="1" w:unhideWhenUsed="1"/>
+    <w:lsdException w:name="HTML Address" w:semiHidden="1" w:unhideWhenUsed="1"/>
+    <w:lsdException w:name="HTML Cite" w:semiHidden="1" w:unhideWhenUsed="1"/>
+    <w:lsdException w:name="HTML Code" w:semiHidden="1" w:unhideWhenUsed="1"/>
+    <w:lsdException w:name="HTML Definition" w:semiHidden="1" w:unhideWhenUsed="1"/>
+    <w:lsdException w:name="HTML Keyboard" w:semiHidden="1" w:unhideWhenUsed="1"/>
+    <w:lsdException w:name="HTML Preformatted" w:semiHidden="1" w:unhideWhenUsed="1"/>
+    <w:lsdException w:name="HTML Sample" w:semiHidden="1" w:unhideWhenUsed="1"/>
+    <w:lsdException w:name="HTML Typewriter" w:semiHidden="1" w:unhideWhenUsed="1"/>
+    <w:lsdException w:name="HTML Variable" w:semiHidden="1" w:unhideWhenUsed="1"/>
+    <w:lsdException w:name="Normal Table" w:semiHidden="1" w:unhideWhenUsed="1"/>
+    <w:lsdException w:name="annotation subject" w:semiHidden="1" w:unhideWhenUsed="1"/>
+    <w:lsdException w:name="No List" w:semiHidden="1" w:unhideWhenUsed="1"/>
+    <w:lsdException w:name="Outline List 1" w:semiHidden="1" w:unhideWhenUsed="1"/>
+    <w:lsdException w:name="Outline List 2" w:semiHidden="1" w:unhideWhenUsed="1"/>
+    <w:lsdException w:name="Outline List 3" w:semiHidden="1" w:unhideWhenUsed="1"/>
+    <w:lsdException w:name="Table Simple 1" w:semiHidden="1" w:unhideWhenUsed="1"/>
+    <w:lsdException w:name="Table Simple 2" w:semiHidden="1" w:unhideWhenUsed="1"/>
+    <w:lsdException w:name="Table Simple 3" w:semiHidden="1" w:unhideWhenUsed="1"/>
+    <w:lsdException w:name="Table Classic 1" w:semiHidden="1" w:unhideWhenUsed="1"/>
+    <w:lsdException w:name="Table Classic 2" w:semiHidden="1" w:unhideWhenUsed="1"/>
+    <w:lsdException w:name="Table Classic 3" w:semiHidden="1" w:unhideWhenUsed="1"/>
+    <w:lsdException w:name="Table Classic 4" w:semiHidden="1" w:unhideWhenUsed="1"/>
+    <w:lsdException w:name="Table Colorful 1" w:semiHidden="1" w:unhideWhenUsed="1"/>
+    <w:lsdException w:name="Table Colorful 2" w:semiHidden="1" w:unhideWhenUsed="1"/>
+    <w:lsdException w:name="Table Colorful 3" w:semiHidden="1" w:unhideWhenUsed="1"/>
+    <w:lsdException w:name="Table Columns 1" w:semiHidden="1" w:unhideWhenUsed="1"/>
+    <w:lsdException w:name="Table Columns 2" w:semiHidden="1" w:unhideWhenUsed="1"/>
+    <w:lsdException w:name="Table Columns 3" w:semiHidden="1" w:unhideWhenUsed="1"/>
+    <w:lsdException w:name="Table Columns 4" w:semiHidden="1" w:unhideWhenUsed="1"/>
+    <w:lsdException w:name="Table Columns 5" w:semiHidden="1" w:unhideWhenUsed="1"/>
+    <w:lsdException w:name="Table Grid 1" w:semiHidden="1" w:unhideWhenUsed="1"/>
+    <w:lsdException w:name="Table Grid 2" w:semiHidden="1" w:unhideWhenUsed="1"/>
+    <w:lsdException w:name="Table Grid 3" w:semiHidden="1" w:unhideWhenUsed="1"/>
+    <w:lsdException w:name="Table Grid 4" w:semiHidden="1" w:unhideWhenUsed="1"/>
+    <w:lsdException w:name="Table Grid 5" w:semiHidden="1" w:unhideWhenUsed="1"/>
+    <w:lsdException w:name="Table Grid 6" w:semiHidden="1" w:unhideWhenUsed="1"/>
+    <w:lsdException w:name="Table Grid 7" w:semiHidden="1" w:unhideWhenUsed="1"/>
+    <w:lsdException w:name="Table Grid 8" w:semiHidden="1" w:unhideWhenUsed="1"/>
+    <w:lsdException w:name="Table List 1" w:semiHidden="1" w:unhideWhenUsed="1"/>
+    <w:lsdException w:name="Table List 2" w:semiHidden="1" w:unhideWhenUsed="1"/>
+    <w:lsdException w:name="Table List 3" w:semiHidden="1" w:unhideWhenUsed="1"/>
+    <w:lsdException w:name="Table List 4" w:semiHidden="1" w:unhideWhenUsed="1"/>
+    <w:lsdException w:name="Table List 5" w:semiHidden="1" w:unhideWhenUsed="1"/>
+    <w:lsdException w:name="Table List 6" w:semiHidden="1" w:unhideWhenUsed="1"/>
+    <w:lsdException w:name="Table List 7" w:semiHidden="1" w:unhideWhenUsed="1"/>
+    <w:lsdException w:name="Table List 8" w:semiHidden="1" w:unhideWhenUsed="1"/>
+    <w:lsdException w:name="Table 3D effects 1" w:semiHidden="1" w:unhideWhenUsed="1"/>
+    <w:lsdException w:name="Table 3D effects 2" w:semiHidden="1" w:unhideWhenUsed="1"/>
+    <w:lsdException w:name="Table 3D effects 3" w:semiHidden="1" w:unhideWhenUsed="1"/>
+    <w:lsdException w:name="Table Contemporary" w:semiHidden="1" w:unhideWhenUsed="1"/>
+    <w:lsdException w:name="Table Elegant" w:semiHidden="1" w:unhideWhenUsed="1"/>
+    <w:lsdException w:name="Table Professional" w:semiHidden="1" w:unhideWhenUsed="1"/>
+    <w:lsdException w:name="Table Subtle 1" w:semiHidden="1" w:unhideWhenUsed="1"/>
+    <w:lsdException w:name="Table Subtle 2" w:semiHidden="1" w:unhideWhenUsed="1"/>
+    <w:lsdException w:name="Table Web 1" w:semiHidden="1" w:unhideWhenUsed="1"/>
+    <w:lsdException w:name="Table Web 2" w:semiHidden="1" w:unhideWhenUsed="1"/>
+    <w:lsdException w:name="Table Web 3" w:semiHidden="1" w:unhideWhenUsed="1"/>
+    <w:lsdException w:name="Balloon Text" w:semiHidden="1" w:unhideWhenUsed="1"/>
+    <w:lsdException w:name="Table Grid" w:uiPriority="39"/>
+    <w:lsdException w:name="Table Theme" w:semiHidden="1" w:unhideWhenUsed="1"/>
+    <w:lsdException w:name="Placeholder Text" w:semiHidden="1"/>
+    <w:lsdException w:name="No Spacing" w:uiPriority="1" w:qFormat="1"/>
+    <w:lsdException w:name="Light Shading" w:uiPriority="60"/>
+    <w:lsdException w:name="Light List" w:uiPriority="61"/>
+    <w:lsdException w:name="Light Grid" w:uiPriority="62"/>
+    <w:lsdException w:name="Medium Shading 1" w:uiPriority="63"/>
+    <w:lsdException w:name="Medium Shading 2" w:uiPriority="64"/>
+    <w:lsdException w:name="Medium List 1" w:uiPriority="65"/>
+    <w:lsdException w:name="Medium List 2" w:uiPriority="66"/>
+    <w:lsdException w:name="Medium Grid 1" w:uiPriority="67"/>
+    <w:lsdException w:name="Medium Grid 2" w:uiPriority="68"/>
+    <w:lsdException w:name="Medium Grid 3" w:uiPriority="69"/>
+    <w:lsdException w:name="Dark List" w:uiPriority="70"/>
+    <w:lsdException w:name="Colorful Shading" w:uiPriority="71"/>
+    <w:lsdException w:name="Colorful List" w:uiPriority="72"/>
+    <w:lsdException w:name="Colorful Grid" w:uiPriority="73"/>
+    <w:lsdException w:name="Light Shading Accent 1" w:uiPriority="60"/>
+    <w:lsdException w:name="Light List Accent 1" w:uiPriority="61"/>
+    <w:lsdException w:name="Light Grid Accent 1" w:uiPriority="62"/>
+    <w:lsdException w:name="Medium Shading 1 Accent 1" w:uiPriority="63"/>
+    <w:lsdException w:name="Medium Shading 2 Accent 1" w:uiPriority="64"/>
+    <w:lsdException w:name="Medium List 1 Accent 1" w:uiPriority="65"/>
+    <w:lsdException w:name="Revision" w:semiHidden="1"/>
+    <w:lsdException w:name="List Paragraph" w:uiPriority="34" w:qFormat="1"/>
+    <w:lsdException w:name="Quote" w:uiPriority="29" w:qFormat="1"/>
+    <w:lsdException w:name="Intense Quote" w:uiPriority="30" w:qFormat="1"/>
+    <w:lsdException w:name="Medium List 2 Accent 1" w:uiPriority="66"/>
+    <w:lsdException w:name="Medium Grid 1 Accent 1" w:uiPriority="67"/>
+    <w:lsdException w:name="Medium Grid 2 Accent 1" w:uiPriority="68"/>
+    <w:lsdException w:name="Medium Grid 3 Accent 1" w:uiPriority="69"/>
+    <w:lsdException w:name="Dark List Accent 1" w:uiPriority="70"/>
+    <w:lsdException w:name="Colorful Shading Accent 1" w:uiPriority="71"/>
+    <w:lsdException w:name="Colorful List Accent 1" w:uiPriority="72"/>
+    <w:lsdException w:name="Colorful Grid Accent 1" w:uiPriority="73"/>
+    <w:lsdException w:name="Light Shading Accent 2" w:uiPriority="60"/>
+    <w:lsdException w:name="Light List Accent 2" w:uiPriority="61"/>
+    <w:lsdException w:name="Light Grid Accent 2" w:uiPriority="62"/>
+    <w:lsdException w:name="Medium Shading 1 Accent 2" w:uiPriority="63"/>
+    <w:lsdException w:name="Medium Shading 2 Accent 2" w:uiPriority="64"/>
+    <w:lsdException w:name="Medium List 1 Accent 2" w:uiPriority="65"/>
+    <w:lsdException w:name="Medium List 2 Accent 2" w:uiPriority="66"/>
+    <w:lsdException w:name="Medium Grid 1 Accent 2" w:uiPriority="67"/>
+    <w:lsdException w:name="Medium Grid 2 Accent 2" w:uiPriority="68"/>
+    <w:lsdException w:name="Medium Grid 3 Accent 2" w:uiPriority="69"/>
+    <w:lsdException w:name="Dark List Accent 2" w:uiPriority="70"/>
+    <w:lsdException w:name="Colorful Shading Accent 2" w:uiPriority="71"/>
+    <w:lsdException w:name="Colorful List Accent 2" w:uiPriority="72"/>
+    <w:lsdException w:name="Colorful Grid Accent 2" w:uiPriority="73"/>
+    <w:lsdException w:name="Light Shading Accent 3" w:uiPriority="60"/>
+    <w:lsdException w:name="Light List Accent 3" w:uiPriority="61"/>
+    <w:lsdException w:name="Light Grid Accent 3" w:uiPriority="62"/>
+    <w:lsdException w:name="Medium Shading 1 Accent 3" w:uiPriority="63"/>
+    <w:lsdException w:name="Medium Shading 2 Accent 3" w:uiPriority="64"/>
+    <w:lsdException w:name="Medium List 1 Accent 3" w:uiPriority="65"/>
+    <w:lsdException w:name="Medium List 2 Accent 3" w:uiPriority="66"/>
+    <w:lsdException w:name="Medium Grid 1 Accent 3" w:uiPriority="67"/>
+    <w:lsdException w:name="Medium Grid 2 Accent 3" w:uiPriority="68"/>
+    <w:lsdException w:name="Medium Grid 3 Accent 3" w:uiPriority="69"/>
+    <w:lsdException w:name="Dark List Accent 3" w:uiPriority="70"/>
+    <w:lsdException w:name="Colorful Shading Accent 3" w:uiPriority="71"/>
+    <w:lsdException w:name="Colorful List Accent 3" w:uiPriority="72"/>
+    <w:lsdException w:name="Colorful Grid Accent 3" w:uiPriority="73"/>
+    <w:lsdException w:name="Light Shading Accent 4" w:uiPriority="60"/>
+    <w:lsdException w:name="Light List Accent 4" w:uiPriority="61"/>
+    <w:lsdException w:name="Light Grid Accent 4" w:uiPriority="62"/>
+    <w:lsdException w:name="Medium Shading 1 Accent 4" w:uiPriority="63"/>
+    <w:lsdException w:name="Medium Shading 2 Accent 4" w:uiPriority="64"/>
+    <w:lsdException w:name="Medium List 1 Accent 4" w:uiPriority="65"/>
+    <w:lsdException w:name="Medium List 2 Accent 4" w:uiPriority="66"/>
+    <w:lsdException w:name="Medium Grid 1 Accent 4" w:uiPriority="67"/>
+    <w:lsdException w:name="Medium Grid 2 Accent 4" w:uiPriority="68"/>
+    <w:lsdException w:name="Medium Grid 3 Accent 4" w:uiPriority="69"/>
+    <w:lsdException w:name="Dark List Accent 4" w:uiPriority="70"/>
+    <w:lsdException w:name="Colorful Shading Accent 4" w:uiPriority="71"/>
+    <w:lsdException w:name="Colorful List Accent 4" w:uiPriority="72"/>
+    <w:lsdException w:name="Colorful Grid Accent 4" w:uiPriority="73"/>
+    <w:lsdException w:name="Light Shading Accent 5" w:uiPriority="60"/>
+    <w:lsdException w:name="Light List Accent 5" w:uiPriority="61"/>
+    <w:lsdException w:name="Light Grid Accent 5" w:uiPriority="62"/>
+    <w:lsdException w:name="Medium Shading 1 Accent 5" w:uiPriority="63"/>
+    <w:lsdException w:name="Medium Shading 2 Accent 5" w:uiPriority="64"/>
+    <w:lsdException w:name="Medium List 1 Accent 5" w:uiPriority="65"/>
+    <w:lsdException w:name="Medium List 2 Accent 5" w:uiPriority="66"/>
+    <w:lsdException w:name="Medium Grid 1 Accent 5" w:uiPriority="67"/>
+    <w:lsdException w:name="Medium Grid 2 Accent 5" w:uiPriority="68"/>
+    <w:lsdException w:name="Medium Grid 3 Accent 5" w:uiPriority="69"/>
+    <w:lsdException w:name="Dark List Accent 5" w:uiPriority="70"/>
+    <w:lsdException w:name="Colorful Shading Accent 5" w:uiPriority="71"/>
+    <w:lsdException w:name="Colorful List Accent 5" w:uiPriority="72"/>
+    <w:lsdException w:name="Colorful Grid Accent 5" w:uiPriority="73"/>
+    <w:lsdException w:name="Light Shading Accent 6" w:uiPriority="60"/>
+    <w:lsdException w:name="Light List Accent 6" w:uiPriority="61"/>
+    <w:lsdException w:name="Light Grid Accent 6" w:uiPriority="62"/>
+    <w:lsdException w:name="Medium Shading 1 Accent 6" w:uiPriority="63"/>
+    <w:lsdException w:name="Medium Shading 2 Accent 6" w:uiPriority="64"/>
+    <w:lsdException w:name="Medium List 1 Accent 6" w:uiPriority="65"/>
+    <w:lsdException w:name="Medium List 2 Accent 6" w:uiPriority="66"/>
+    <w:lsdException w:name="Medium Grid 1 Accent 6" w:uiPriority="67"/>
+    <w:lsdException w:name="Medium Grid 2 Accent 6" w:uiPriority="68"/>
+    <w:lsdException w:name="Medium Grid 3 Accent 6" w:uiPriority="69"/>
+    <w:lsdException w:name="Dark List Accent 6" w:uiPriority="70"/>
+    <w:lsdException w:name="Colorful Shading Accent 6" w:uiPriority="71"/>
+    <w:lsdException w:name="Colorful List Accent 6" w:uiPriority="72"/>
+    <w:lsdException w:name="Colorful Grid Accent 6" w:uiPriority="73"/>
+    <w:lsdException w:name="Subtle Emphasis" w:uiPriority="19" w:qFormat="1"/>
+    <w:lsdException w:name="Intense Emphasis" w:uiPriority="21" w:qFormat="1"/>
+    <w:lsdException w:name="Subtle Reference" w:uiPriority="31" w:qFormat="1"/>
+    <w:lsdException w:name="Intense Reference" w:uiPriority="32" w:qFormat="1"/>
+    <w:lsdException w:name="Book Title" w:uiPriority="33" w:qFormat="1"/>
+    <w:lsdException w:name="Bibliography" w:semiHidden="1" w:uiPriority="37" w:unhideWhenUsed="1"/>
+    <w:lsdException w:name="TOC Heading" w:semiHidden="1" w:uiPriority="39" w:unhideWhenUsed="1" w:qFormat="1"/>
+    <w:lsdException w:name="Plain Table 1" w:uiPriority="41"/>
+    <w:lsdException w:name="Plain Table 2" w:uiPriority="42"/>
+    <w:lsdException w:name="Plain Table 3" w:uiPriority="43"/>
+    <w:lsdException w:name="Plain Table 4" w:uiPriority="44"/>
+    <w:lsdException w:name="Plain Table 5" w:uiPriority="45"/>
+    <w:lsdException w:name="Grid Table Light" w:uiPriority="40"/>
+    <w:lsdException w:name="Grid Table 1 Light" w:uiPriority="46"/>
+    <w:lsdException w:name="Grid Table 2" w:uiPriority="47"/>
+    <w:lsdException w:name="Grid Table 3" w:uiPriority="48"/>
+    <w:lsdException w:name="Grid Table 4" w:uiPriority="49"/>
+    <w:lsdException w:name="Grid Table 5 Dark" w:uiPriority="50"/>
+    <w:lsdException w:name="Grid Table 6 Colorful" w:uiPriority="51"/>
+    <w:lsdException w:name="Grid Table 7 Colorful" w:uiPriority="52"/>
+    <w:lsdException w:name="Grid Table 1 Light Accent 1" w:uiPriority="46"/>
+    <w:lsdException w:name="Grid Table 2 Accent 1" w:uiPriority="47"/>
+    <w:lsdException w:name="Grid Table 3 Accent 1" w:uiPriority="48"/>
+    <w:lsdException w:name="Grid Table 4 Accent 1" w:uiPriority="49"/>
+    <w:lsdException w:name="Grid Table 5 Dark Accent 1" w:uiPriority="50"/>
+    <w:lsdException w:name="Grid Table 6 Colorful Accent 1" w:uiPriority="51"/>
+    <w:lsdException w:name="Grid Table 7 Colorful Accent 1" w:uiPriority="52"/>
+    <w:lsdException w:name="Grid Table 1 Light Accent 2" w:uiPriority="46"/>
+    <w:lsdException w:name="Grid Table 2 Accent 2" w:uiPriority="47"/>
+    <w:lsdException w:name="Grid Table 3 Accent 2" w:uiPriority="48"/>
+    <w:lsdException w:name="Grid Table 4 Accent 2" w:uiPriority="49"/>
+    <w:lsdException w:name="Grid Table 5 Dark Accent 2" w:uiPriority="50"/>
+    <w:lsdException w:name="Grid Table 6 Colorful Accent 2" w:uiPriority="51"/>
+    <w:lsdException w:name="Grid Table 7 Colorful Accent 2" w:uiPriority="52"/>
+    <w:lsdException w:name="Grid Table 1 Light Accent 3" w:uiPriority="46"/>
+    <w:lsdException w:name="Grid Table 2 Accent 3" w:uiPriority="47"/>
+    <w:lsdException w:name="Grid Table 3 Accent 3" w:uiPriority="48"/>
+    <w:lsdException w:name="Grid Table 4 Accent 3" w:uiPriority="49"/>
+    <w:lsdException w:name="Grid Table 5 Dark Accent 3" w:uiPriority="50"/>
+    <w:lsdException w:name="Grid Table 6 Colorful Accent 3" w:uiPriority="51"/>
+    <w:lsdException w:name="Grid Table 7 Colorful Accent 3" w:uiPriority="52"/>
+    <w:lsdException w:name="Grid Table 1 Light Accent 4" w:uiPriority="46"/>
+    <w:lsdException w:name="Grid Table 2 Accent 4" w:uiPriority="47"/>
+    <w:lsdException w:name="Grid Table 3 Accent 4" w:uiPriority="48"/>
+    <w:lsdException w:name="Grid Table 4 Accent 4" w:uiPriority="49"/>
+    <w:lsdException w:name="Grid Table 5 Dark Accent 4" w:uiPriority="50"/>
+    <w:lsdException w:name="Grid Table 6 Colorful Accent 4" w:uiPriority="51"/>
+    <w:lsdException w:name="Grid Table 7 Colorful Accent 4" w:uiPriority="52"/>
+    <w:lsdException w:name="Grid Table 1 Light Accent 5" w:uiPriority="46"/>
+    <w:lsdException w:name="Grid Table 2 Accent 5" w:uiPriority="47"/>
+    <w:lsdException w:name="Grid Table 3 Accent 5" w:uiPriority="48"/>
+    <w:lsdException w:name="Grid Table 4 Accent 5" w:uiPriority="49"/>
+    <w:lsdException w:name="Grid Table 5 Dark Accent 5" w:uiPriority="50"/>
+    <w:lsdException w:name="Grid Table 6 Colorful Accent 5" w:uiPriority="51"/>
+    <w:lsdException w:name="Grid Table 7 Colorful Accent 5" w:uiPriority="52"/>
+    <w:lsdException w:name="Grid Table 1 Light Accent 6" w:uiPriority="46"/>
+    <w:lsdException w:name="Grid Table 2 Accent 6" w:uiPriority="47"/>
+    <w:lsdException w:name="Grid Table 3 Accent 6" w:uiPriority="48"/>
+    <w:lsdException w:name="Grid Table 4 Accent 6" w:uiPriority="49"/>
+    <w:lsdException w:name="Grid Table 5 Dark Accent 6" w:uiPriority="50"/>
+    <w:lsdException w:name="Grid Table 6 Colorful Accent 6" w:uiPriority="51"/>
+    <w:lsdException w:name="Grid Table 7 Colorful Accent 6" w:uiPriority="52"/>
+    <w:lsdException w:name="List Table 1 Light" w:uiPriority="46"/>
+    <w:lsdException w:name="List Table 2" w:uiPriority="47"/>
+    <w:lsdException w:name="List Table 3" w:uiPriority="48"/>
+    <w:lsdException w:name="List Table 4" w:uiPriority="49"/>
+    <w:lsdException w:name="List Table 5 Dark" w:uiPriority="50"/>
+    <w:lsdException w:name="List Table 6 Colorful" w:uiPriority="51"/>
+    <w:lsdException w:name="List Table 7 Colorful" w:uiPriority="52"/>
+    <w:lsdException w:name="List Table 1 Light Accent 1" w:uiPriority="46"/>
+    <w:lsdException w:name="List Table 2 Accent 1" w:uiPriority="47"/>
+    <w:lsdException w:name="List Table 3 Accent 1" w:uiPriority="48"/>
+    <w:lsdException w:name="List Table 4 Accent 1" w:uiPriority="49"/>
+    <w:lsdException w:name="List Table 5 Dark Accent 1" w:uiPriority="50"/>
+    <w:lsdException w:name="List Table 6 Colorful Accent 1" w:uiPriority="51"/>
+    <w:lsdException w:name="List Table 7 Colorful Accent 1" w:uiPriority="52"/>
+    <w:lsdException w:name="List Table 1 Light Accent 2" w:uiPriority="46"/>
+    <w:lsdException w:name="List Table 2 Accent 2" w:uiPriority="47"/>
+    <w:lsdException w:name="List Table 3 Accent 2" w:uiPriority="48"/>
+    <w:lsdException w:name="List Table 4 Accent 2" w:uiPriority="49"/>
+    <w:lsdException w:name="List Table 5 Dark Accent 2" w:uiPriority="50"/>
+    <w:lsdException w:name="List Table 6 Colorful Accent 2" w:uiPriority="51"/>
+    <w:lsdException w:name="List Table 7 Colorful Accent 2" w:uiPriority="52"/>
+    <w:lsdException w:name="List Table 1 Light Accent 3" w:uiPriority="46"/>
+    <w:lsdException w:name="List Table 2 Accent 3" w:uiPriority="47"/>
+    <w:lsdException w:name="List Table 3 Accent 3" w:uiPriority="48"/>
+    <w:lsdException w:name="List Table 4 Accent 3" w:uiPriority="49"/>
+    <w:lsdException w:name="List Table 5 Dark Accent 3" w:uiPriority="50"/>
+    <w:lsdException w:name="List Table 6 Colorful Accent 3" w:uiPriority="51"/>
+    <w:lsdException w:name="List Table 7 Colorful Accent 3" w:uiPriority="52"/>
+    <w:lsdException w:name="List Table 1 Light Accent 4" w:uiPriority="46"/>
+    <w:lsdException w:name="List Table 2 Accent 4" w:uiPriority="47"/>
+    <w:lsdException w:name="List Table 3 Accent 4" w:uiPriority="48"/>
+    <w:lsdException w:name="List Table 4 Accent 4" w:uiPriority="49"/>
+    <w:lsdException w:name="List Table 5 Dark Accent 4" w:uiPriority="50"/>
+    <w:lsdException w:name="List Table 6 Colorful Accent 4" w:uiPriority="51"/>
+    <w:lsdException w:name="List Table 7 Colorful Accent 4" w:uiPriority="52"/>
+    <w:lsdException w:name="List Table 1 Light Accent 5" w:uiPriority="46"/>
+    <w:lsdException w:name="List Table 2 Accent 5" w:uiPriority="47"/>
+    <w:lsdException w:name="List Table 3 Accent 5" w:uiPriority="48"/>
+    <w:lsdException w:name="List Table 4 Accent 5" w:uiPriority="49"/>
+    <w:lsdException w:name="List Table 5 Dark Accent 5" w:uiPriority="50"/>
+    <w:lsdException w:name="List Table 6 Colorful Accent 5" w:uiPriority="51"/>
+    <w:lsdException w:name="List Table 7 Colorful Accent 5" w:uiPriority="52"/>
+    <w:lsdException w:name="List Table 1 Light Accent 6" w:uiPriority="46"/>
+    <w:lsdException w:name="List Table 2 Accent 6" w:uiPriority="47"/>
+    <w:lsdException w:name="List Table 3 Accent 6" w:uiPriority="48"/>
+    <w:lsdException w:name="List Table 4 Accent 6" w:uiPriority="49"/>
+    <w:lsdException w:name="List Table 5 Dark Accent 6" w:uiPriority="50"/>
+    <w:lsdException w:name="List Table 6 Colorful Accent 6" w:uiPriority="51"/>
+    <w:lsdException w:name="List Table 7 Colorful Accent 6" w:uiPriority="52"/>
+    <w:lsdException w:name="Mention" w:semiHidden="1" w:unhideWhenUsed="1"/>
+    <w:lsdException w:name="Smart Hyperlink" w:semiHidden="1" w:unhideWhenUsed="1"/>
+    <w:lsdException w:name="Hashtag" w:semiHidden="1" w:unhideWhenUsed="1"/>
+    <w:lsdException w:name="Unresolved Mention" w:semiHidden="1" w:unhideWhenUsed="1"/>
+    <w:lsdException w:name="Smart Link" w:semiHidden="1" w:unhideWhenUsed="1"/>
+  </w:latentStyles>
+  <w:style w:type="paragraph" w:default="1" w:styleId="Normal">
+    <w:name w:val="Normal"/>
     <w:qFormat/>
-    <w:rPr>
-      <w:sz w:val="56"/>
-      <w:szCs w:val="56"/>
-    </w:rPr>
   </w:style>
   <w:style w:type="paragraph" w:styleId="Heading1">
-    <w:name w:val="Heading 1"/>
-    <w:basedOn w:val="Normal"/>
-    <w:next w:val="Normal"/>
+    <w:name w:val="heading 1"/>
+    <w:uiPriority w:val="9"/>
     <w:qFormat/>
+    <w:pPr>
+      <w:outlineLvl w:val="0"/>
+    </w:pPr>
     <w:rPr>
       <w:color w:val="2E74B5"/>
       <w:sz w:val="32"/>
@@ -2006,10 +2460,13 @@
     </w:rPr>
   </w:style>
   <w:style w:type="paragraph" w:styleId="Heading2">
-    <w:name w:val="Heading 2"/>
-    <w:basedOn w:val="Normal"/>
-    <w:next w:val="Normal"/>
+    <w:name w:val="heading 2"/>
+    <w:uiPriority w:val="9"/>
+    <w:unhideWhenUsed/>
     <w:qFormat/>
+    <w:pPr>
+      <w:outlineLvl w:val="1"/>
+    </w:pPr>
     <w:rPr>
       <w:color w:val="2E74B5"/>
       <w:sz w:val="26"/>
@@ -2017,10 +2474,14 @@
     </w:rPr>
   </w:style>
   <w:style w:type="paragraph" w:styleId="Heading3">
-    <w:name w:val="Heading 3"/>
-    <w:basedOn w:val="Normal"/>
-    <w:next w:val="Normal"/>
+    <w:name w:val="heading 3"/>
+    <w:uiPriority w:val="9"/>
+    <w:semiHidden/>
+    <w:unhideWhenUsed/>
     <w:qFormat/>
+    <w:pPr>
+      <w:outlineLvl w:val="2"/>
+    </w:pPr>
     <w:rPr>
       <w:color w:val="1F4D78"/>
       <w:sz w:val="24"/>
@@ -2028,10 +2489,14 @@
     </w:rPr>
   </w:style>
   <w:style w:type="paragraph" w:styleId="Heading4">
-    <w:name w:val="Heading 4"/>
-    <w:basedOn w:val="Normal"/>
-    <w:next w:val="Normal"/>
+    <w:name w:val="heading 4"/>
+    <w:uiPriority w:val="9"/>
+    <w:semiHidden/>
+    <w:unhideWhenUsed/>
     <w:qFormat/>
+    <w:pPr>
+      <w:outlineLvl w:val="3"/>
+    </w:pPr>
     <w:rPr>
       <w:i/>
       <w:iCs/>
@@ -2039,27 +2504,69 @@
     </w:rPr>
   </w:style>
   <w:style w:type="paragraph" w:styleId="Heading5">
-    <w:name w:val="Heading 5"/>
-    <w:basedOn w:val="Normal"/>
-    <w:next w:val="Normal"/>
+    <w:name w:val="heading 5"/>
+    <w:uiPriority w:val="9"/>
+    <w:semiHidden/>
+    <w:unhideWhenUsed/>
     <w:qFormat/>
+    <w:pPr>
+      <w:outlineLvl w:val="4"/>
+    </w:pPr>
     <w:rPr>
       <w:color w:val="2E74B5"/>
     </w:rPr>
   </w:style>
   <w:style w:type="paragraph" w:styleId="Heading6">
-    <w:name w:val="Heading 6"/>
-    <w:basedOn w:val="Normal"/>
-    <w:next w:val="Normal"/>
+    <w:name w:val="heading 6"/>
+    <w:uiPriority w:val="9"/>
+    <w:semiHidden/>
+    <w:unhideWhenUsed/>
     <w:qFormat/>
+    <w:pPr>
+      <w:outlineLvl w:val="5"/>
+    </w:pPr>
     <w:rPr>
       <w:color w:val="1F4D78"/>
     </w:rPr>
   </w:style>
-  <w:style w:type="paragraph" w:styleId="Strong">
-    <w:name w:val="Strong"/>
-    <w:basedOn w:val="Normal"/>
-    <w:next w:val="Normal"/>
+  <w:style w:type="character" w:default="1" w:styleId="DefaultParagraphFont">
+    <w:name w:val="Default Paragraph Font"/>
+    <w:uiPriority w:val="1"/>
+    <w:semiHidden/>
+    <w:unhideWhenUsed/>
+  </w:style>
+  <w:style w:type="table" w:default="1" w:styleId="TableNormal">
+    <w:name w:val="Normal Table"/>
+    <w:uiPriority w:val="99"/>
+    <w:semiHidden/>
+    <w:unhideWhenUsed/>
+    <w:tblPr>
+      <w:tblInd w:w="0" w:type="dxa"/>
+      <w:tblCellMar>
+        <w:top w:w="0" w:type="dxa"/>
+        <w:left w:w="108" w:type="dxa"/>
+        <w:bottom w:w="0" w:type="dxa"/>
+        <w:right w:w="108" w:type="dxa"/>
+      </w:tblCellMar>
+    </w:tblPr>
+  </w:style>
+  <w:style w:type="numbering" w:default="1" w:styleId="NoList">
+    <w:name w:val="No List"/>
+    <w:uiPriority w:val="99"/>
+    <w:semiHidden/>
+    <w:unhideWhenUsed/>
+  </w:style>
+  <w:style w:type="paragraph" w:styleId="Title">
+    <w:name w:val="Title"/>
+    <w:uiPriority w:val="10"/>
+    <w:qFormat/>
+    <w:rPr>
+      <w:sz w:val="56"/>
+      <w:szCs w:val="56"/>
+    </w:rPr>
+  </w:style>
+  <w:style w:type="paragraph" w:customStyle="1" w:styleId="Strong1">
+    <w:name w:val="Strong1"/>
     <w:qFormat/>
     <w:rPr>
       <w:b/>
@@ -2068,12 +2575,10 @@
   </w:style>
   <w:style w:type="paragraph" w:styleId="ListParagraph">
     <w:name w:val="List Paragraph"/>
-    <w:basedOn w:val="Normal"/>
     <w:qFormat/>
   </w:style>
   <w:style w:type="character" w:styleId="Hyperlink">
     <w:name w:val="Hyperlink"/>
-    <w:basedOn w:val="DefaultParagraphFont"/>
     <w:uiPriority w:val="99"/>
     <w:unhideWhenUsed/>
     <w:rPr>
@@ -2083,7 +2588,6 @@
   </w:style>
   <w:style w:type="character" w:styleId="FootnoteReference">
     <w:name w:val="footnote reference"/>
-    <w:basedOn w:val="DefaultParagraphFont"/>
     <w:uiPriority w:val="99"/>
     <w:semiHidden/>
     <w:unhideWhenUsed/>
@@ -2093,22 +2597,13 @@
   </w:style>
   <w:style w:type="paragraph" w:styleId="FootnoteText">
     <w:name w:val="footnote text"/>
-    <w:basedOn w:val="Normal"/>
     <w:link w:val="FootnoteTextChar"/>
     <w:uiPriority w:val="99"/>
     <w:semiHidden/>
     <w:unhideWhenUsed/>
-    <w:pPr>
-      <w:spacing w:after="0" w:line="240" w:lineRule="auto"/>
-    </w:pPr>
-    <w:rPr>
-      <w:sz w:val="20"/>
-      <w:szCs w:val="20"/>
-    </w:rPr>
   </w:style>
-  <w:style w:type="character" w:styleId="FootnoteTextChar">
+  <w:style w:type="character" w:customStyle="1" w:styleId="FootnoteTextChar">
     <w:name w:val="Footnote Text Char"/>
-    <w:basedOn w:val="DefaultParagraphFont"/>
     <w:link w:val="FootnoteText"/>
     <w:uiPriority w:val="99"/>
     <w:semiHidden/>
@@ -2120,7 +2615,6 @@
   </w:style>
   <w:style w:type="character" w:styleId="EndnoteReference">
     <w:name w:val="endnote reference"/>
-    <w:basedOn w:val="DefaultParagraphFont"/>
     <w:uiPriority w:val="99"/>
     <w:semiHidden/>
     <w:unhideWhenUsed/>
@@ -2130,22 +2624,13 @@
   </w:style>
   <w:style w:type="paragraph" w:styleId="EndnoteText">
     <w:name w:val="endnote text"/>
-    <w:basedOn w:val="Normal"/>
     <w:link w:val="EndnoteTextChar"/>
     <w:uiPriority w:val="99"/>
     <w:semiHidden/>
     <w:unhideWhenUsed/>
-    <w:pPr>
-      <w:spacing w:after="0" w:line="240" w:lineRule="auto"/>
-    </w:pPr>
-    <w:rPr>
-      <w:sz w:val="20"/>
-      <w:szCs w:val="20"/>
-    </w:rPr>
   </w:style>
-  <w:style w:type="character" w:styleId="EndnoteTextChar">
+  <w:style w:type="character" w:customStyle="1" w:styleId="EndnoteTextChar">
     <w:name w:val="Endnote Text Char"/>
-    <w:basedOn w:val="DefaultParagraphFont"/>
     <w:link w:val="EndnoteText"/>
     <w:uiPriority w:val="99"/>
     <w:semiHidden/>
@@ -2155,5 +2640,362 @@
       <w:szCs w:val="20"/>
     </w:rPr>
   </w:style>
+  <w:style w:type="paragraph" w:styleId="Header">
+    <w:name w:val="header"/>
+    <w:basedOn w:val="Normal"/>
+    <w:link w:val="HeaderChar"/>
+    <w:uiPriority w:val="99"/>
+    <w:unhideWhenUsed/>
+    <w:rsid w:val="00871B43"/>
+    <w:pPr>
+      <w:tabs>
+        <w:tab w:val="center" w:pos="4153"/>
+        <w:tab w:val="right" w:pos="8306"/>
+      </w:tabs>
+    </w:pPr>
+  </w:style>
+  <w:style w:type="character" w:customStyle="1" w:styleId="HeaderChar">
+    <w:name w:val="Header Char"/>
+    <w:basedOn w:val="DefaultParagraphFont"/>
+    <w:link w:val="Header"/>
+    <w:uiPriority w:val="99"/>
+    <w:rsid w:val="00871B43"/>
+  </w:style>
+  <w:style w:type="paragraph" w:styleId="Footer">
+    <w:name w:val="footer"/>
+    <w:basedOn w:val="Normal"/>
+    <w:link w:val="FooterChar"/>
+    <w:uiPriority w:val="99"/>
+    <w:unhideWhenUsed/>
+    <w:rsid w:val="00871B43"/>
+    <w:pPr>
+      <w:tabs>
+        <w:tab w:val="center" w:pos="4153"/>
+        <w:tab w:val="right" w:pos="8306"/>
+      </w:tabs>
+    </w:pPr>
+  </w:style>
+  <w:style w:type="character" w:customStyle="1" w:styleId="FooterChar">
+    <w:name w:val="Footer Char"/>
+    <w:basedOn w:val="DefaultParagraphFont"/>
+    <w:link w:val="Footer"/>
+    <w:uiPriority w:val="99"/>
+    <w:rsid w:val="00871B43"/>
+  </w:style>
 </w:styles>
+</file>
+
+<file path=word/theme/theme1.xml><?xml version="1.0" encoding="utf-8"?>
+<a:theme xmlns:a="http://schemas.openxmlformats.org/drawingml/2006/main" name="Office Theme">
+  <a:themeElements>
+    <a:clrScheme name="Office">
+      <a:dk1>
+        <a:sysClr val="windowText" lastClr="000000"/>
+      </a:dk1>
+      <a:lt1>
+        <a:sysClr val="window" lastClr="FFFFFF"/>
+      </a:lt1>
+      <a:dk2>
+        <a:srgbClr val="0E2841"/>
+      </a:dk2>
+      <a:lt2>
+        <a:srgbClr val="E8E8E8"/>
+      </a:lt2>
+      <a:accent1>
+        <a:srgbClr val="156082"/>
+      </a:accent1>
+      <a:accent2>
+        <a:srgbClr val="E97132"/>
+      </a:accent2>
+      <a:accent3>
+        <a:srgbClr val="196B24"/>
+      </a:accent3>
+      <a:accent4>
+        <a:srgbClr val="0F9ED5"/>
+      </a:accent4>
+      <a:accent5>
+        <a:srgbClr val="A02B93"/>
+      </a:accent5>
+      <a:accent6>
+        <a:srgbClr val="4EA72E"/>
+      </a:accent6>
+      <a:hlink>
+        <a:srgbClr val="467886"/>
+      </a:hlink>
+      <a:folHlink>
+        <a:srgbClr val="96607D"/>
+      </a:folHlink>
+    </a:clrScheme>
+    <a:fontScheme name="Office">
+      <a:majorFont>
+        <a:latin typeface="Aptos Display" panose="02110004020202020204"/>
+        <a:ea typeface=""/>
+        <a:cs typeface=""/>
+        <a:font script="Jpan" typeface="游ゴシック Light"/>
+        <a:font script="Hang" typeface="맑은 고딕"/>
+        <a:font script="Hans" typeface="等线 Light"/>
+        <a:font script="Hant" typeface="新細明體"/>
+        <a:font script="Arab" typeface="Times New Roman"/>
+        <a:font script="Hebr" typeface="Times New Roman"/>
+        <a:font script="Thai" typeface="Angsana New"/>
+        <a:font script="Ethi" typeface="Nyala"/>
+        <a:font script="Beng" typeface="Vrinda"/>
+        <a:font script="Gujr" typeface="Shruti"/>
+        <a:font script="Khmr" typeface="MoolBoran"/>
+        <a:font script="Knda" typeface="Tunga"/>
+        <a:font script="Guru" typeface="Raavi"/>
+        <a:font script="Cans" typeface="Euphemia"/>
+        <a:font script="Cher" typeface="Plantagenet Cherokee"/>
+        <a:font script="Yiii" typeface="Microsoft Yi Baiti"/>
+        <a:font script="Tibt" typeface="Microsoft Himalaya"/>
+        <a:font script="Thaa" typeface="MV Boli"/>
+        <a:font script="Deva" typeface="Mangal"/>
+        <a:font script="Telu" typeface="Gautami"/>
+        <a:font script="Taml" typeface="Latha"/>
+        <a:font script="Syrc" typeface="Estrangelo Edessa"/>
+        <a:font script="Orya" typeface="Kalinga"/>
+        <a:font script="Mlym" typeface="Kartika"/>
+        <a:font script="Laoo" typeface="DokChampa"/>
+        <a:font script="Sinh" typeface="Iskoola Pota"/>
+        <a:font script="Mong" typeface="Mongolian Baiti"/>
+        <a:font script="Viet" typeface="Times New Roman"/>
+        <a:font script="Uigh" typeface="Microsoft Uighur"/>
+        <a:font script="Geor" typeface="Sylfaen"/>
+        <a:font script="Armn" typeface="Arial"/>
+        <a:font script="Bugi" typeface="Leelawadee UI"/>
+        <a:font script="Bopo" typeface="Microsoft JhengHei"/>
+        <a:font script="Java" typeface="Javanese Text"/>
+        <a:font script="Lisu" typeface="Segoe UI"/>
+        <a:font script="Mymr" typeface="Myanmar Text"/>
+        <a:font script="Nkoo" typeface="Ebrima"/>
+        <a:font script="Olck" typeface="Nirmala UI"/>
+        <a:font script="Osma" typeface="Ebrima"/>
+        <a:font script="Phag" typeface="Phagspa"/>
+        <a:font script="Syrn" typeface="Estrangelo Edessa"/>
+        <a:font script="Syrj" typeface="Estrangelo Edessa"/>
+        <a:font script="Syre" typeface="Estrangelo Edessa"/>
+        <a:font script="Sora" typeface="Nirmala UI"/>
+        <a:font script="Tale" typeface="Microsoft Tai Le"/>
+        <a:font script="Talu" typeface="Microsoft New Tai Lue"/>
+        <a:font script="Tfng" typeface="Ebrima"/>
+      </a:majorFont>
+      <a:minorFont>
+        <a:latin typeface="Aptos" panose="02110004020202020204"/>
+        <a:ea typeface=""/>
+        <a:cs typeface=""/>
+        <a:font script="Jpan" typeface="游明朝"/>
+        <a:font script="Hang" typeface="맑은 고딕"/>
+        <a:font script="Hans" typeface="等线"/>
+        <a:font script="Hant" typeface="新細明體"/>
+        <a:font script="Arab" typeface="Arial"/>
+        <a:font script="Hebr" typeface="Arial"/>
+        <a:font script="Thai" typeface="Cordia New"/>
+        <a:font script="Ethi" typeface="Nyala"/>
+        <a:font script="Beng" typeface="Vrinda"/>
+        <a:font script="Gujr" typeface="Shruti"/>
+        <a:font script="Khmr" typeface="DaunPenh"/>
+        <a:font script="Knda" typeface="Tunga"/>
+        <a:font script="Guru" typeface="Raavi"/>
+        <a:font script="Cans" typeface="Euphemia"/>
+        <a:font script="Cher" typeface="Plantagenet Cherokee"/>
+        <a:font script="Yiii" typeface="Microsoft Yi Baiti"/>
+        <a:font script="Tibt" typeface="Microsoft Himalaya"/>
+        <a:font script="Thaa" typeface="MV Boli"/>
+        <a:font script="Deva" typeface="Mangal"/>
+        <a:font script="Telu" typeface="Gautami"/>
+        <a:font script="Taml" typeface="Latha"/>
+        <a:font script="Syrc" typeface="Estrangelo Edessa"/>
+        <a:font script="Orya" typeface="Kalinga"/>
+        <a:font script="Mlym" typeface="Kartika"/>
+        <a:font script="Laoo" typeface="DokChampa"/>
+        <a:font script="Sinh" typeface="Iskoola Pota"/>
+        <a:font script="Mong" typeface="Mongolian Baiti"/>
+        <a:font script="Viet" typeface="Arial"/>
+        <a:font script="Uigh" typeface="Microsoft Uighur"/>
+        <a:font script="Geor" typeface="Sylfaen"/>
+        <a:font script="Armn" typeface="Arial"/>
+        <a:font script="Bugi" typeface="Leelawadee UI"/>
+        <a:font script="Bopo" typeface="Microsoft JhengHei"/>
+        <a:font script="Java" typeface="Javanese Text"/>
+        <a:font script="Lisu" typeface="Segoe UI"/>
+        <a:font script="Mymr" typeface="Myanmar Text"/>
+        <a:font script="Nkoo" typeface="Ebrima"/>
+        <a:font script="Olck" typeface="Nirmala UI"/>
+        <a:font script="Osma" typeface="Ebrima"/>
+        <a:font script="Phag" typeface="Phagspa"/>
+        <a:font script="Syrn" typeface="Estrangelo Edessa"/>
+        <a:font script="Syrj" typeface="Estrangelo Edessa"/>
+        <a:font script="Syre" typeface="Estrangelo Edessa"/>
+        <a:font script="Sora" typeface="Nirmala UI"/>
+        <a:font script="Tale" typeface="Microsoft Tai Le"/>
+        <a:font script="Talu" typeface="Microsoft New Tai Lue"/>
+        <a:font script="Tfng" typeface="Ebrima"/>
+      </a:minorFont>
+    </a:fontScheme>
+    <a:fmtScheme name="Office">
+      <a:fillStyleLst>
+        <a:solidFill>
+          <a:schemeClr val="phClr"/>
+        </a:solidFill>
+        <a:gradFill rotWithShape="1">
+          <a:gsLst>
+            <a:gs pos="0">
+              <a:schemeClr val="phClr">
+                <a:lumMod val="110000"/>
+                <a:satMod val="105000"/>
+                <a:tint val="67000"/>
+              </a:schemeClr>
+            </a:gs>
+            <a:gs pos="50000">
+              <a:schemeClr val="phClr">
+                <a:lumMod val="105000"/>
+                <a:satMod val="103000"/>
+                <a:tint val="73000"/>
+              </a:schemeClr>
+            </a:gs>
+            <a:gs pos="100000">
+              <a:schemeClr val="phClr">
+                <a:lumMod val="105000"/>
+                <a:satMod val="109000"/>
+                <a:tint val="81000"/>
+              </a:schemeClr>
+            </a:gs>
+          </a:gsLst>
+          <a:lin ang="5400000" scaled="0"/>
+        </a:gradFill>
+        <a:gradFill rotWithShape="1">
+          <a:gsLst>
+            <a:gs pos="0">
+              <a:schemeClr val="phClr">
+                <a:satMod val="103000"/>
+                <a:lumMod val="102000"/>
+                <a:tint val="94000"/>
+              </a:schemeClr>
+            </a:gs>
+            <a:gs pos="50000">
+              <a:schemeClr val="phClr">
+                <a:satMod val="110000"/>
+                <a:lumMod val="100000"/>
+                <a:shade val="100000"/>
+              </a:schemeClr>
+            </a:gs>
+            <a:gs pos="100000">
+              <a:schemeClr val="phClr">
+                <a:lumMod val="99000"/>
+                <a:satMod val="120000"/>
+                <a:shade val="78000"/>
+              </a:schemeClr>
+            </a:gs>
+          </a:gsLst>
+          <a:lin ang="5400000" scaled="0"/>
+        </a:gradFill>
+      </a:fillStyleLst>
+      <a:lnStyleLst>
+        <a:ln w="12700" cap="flat" cmpd="sng" algn="ctr">
+          <a:solidFill>
+            <a:schemeClr val="phClr"/>
+          </a:solidFill>
+          <a:prstDash val="solid"/>
+          <a:miter lim="800000"/>
+        </a:ln>
+        <a:ln w="19050" cap="flat" cmpd="sng" algn="ctr">
+          <a:solidFill>
+            <a:schemeClr val="phClr"/>
+          </a:solidFill>
+          <a:prstDash val="solid"/>
+          <a:miter lim="800000"/>
+        </a:ln>
+        <a:ln w="25400" cap="flat" cmpd="sng" algn="ctr">
+          <a:solidFill>
+            <a:schemeClr val="phClr"/>
+          </a:solidFill>
+          <a:prstDash val="solid"/>
+          <a:miter lim="800000"/>
+        </a:ln>
+      </a:lnStyleLst>
+      <a:effectStyleLst>
+        <a:effectStyle>
+          <a:effectLst/>
+        </a:effectStyle>
+        <a:effectStyle>
+          <a:effectLst/>
+        </a:effectStyle>
+        <a:effectStyle>
+          <a:effectLst>
+            <a:outerShdw blurRad="57150" dist="19050" dir="5400000" algn="ctr" rotWithShape="0">
+              <a:srgbClr val="000000">
+                <a:alpha val="63000"/>
+              </a:srgbClr>
+            </a:outerShdw>
+          </a:effectLst>
+        </a:effectStyle>
+      </a:effectStyleLst>
+      <a:bgFillStyleLst>
+        <a:solidFill>
+          <a:schemeClr val="phClr"/>
+        </a:solidFill>
+        <a:solidFill>
+          <a:schemeClr val="phClr">
+            <a:tint val="95000"/>
+            <a:satMod val="170000"/>
+          </a:schemeClr>
+        </a:solidFill>
+        <a:gradFill rotWithShape="1">
+          <a:gsLst>
+            <a:gs pos="0">
+              <a:schemeClr val="phClr">
+                <a:tint val="93000"/>
+                <a:satMod val="150000"/>
+                <a:shade val="98000"/>
+                <a:lumMod val="102000"/>
+              </a:schemeClr>
+            </a:gs>
+            <a:gs pos="50000">
+              <a:schemeClr val="phClr">
+                <a:tint val="98000"/>
+                <a:satMod val="130000"/>
+                <a:shade val="90000"/>
+                <a:lumMod val="103000"/>
+              </a:schemeClr>
+            </a:gs>
+            <a:gs pos="100000">
+              <a:schemeClr val="phClr">
+                <a:shade val="63000"/>
+                <a:satMod val="120000"/>
+              </a:schemeClr>
+            </a:gs>
+          </a:gsLst>
+          <a:lin ang="5400000" scaled="0"/>
+        </a:gradFill>
+      </a:bgFillStyleLst>
+    </a:fmtScheme>
+  </a:themeElements>
+  <a:objectDefaults>
+    <a:lnDef>
+      <a:spPr/>
+      <a:bodyPr/>
+      <a:lstStyle/>
+      <a:style>
+        <a:lnRef idx="2">
+          <a:schemeClr val="accent1"/>
+        </a:lnRef>
+        <a:fillRef idx="0">
+          <a:schemeClr val="accent1"/>
+        </a:fillRef>
+        <a:effectRef idx="1">
+          <a:schemeClr val="accent1"/>
+        </a:effectRef>
+        <a:fontRef idx="minor">
+          <a:schemeClr val="tx1"/>
+        </a:fontRef>
+      </a:style>
+    </a:lnDef>
+  </a:objectDefaults>
+  <a:extraClrSchemeLst/>
+  <a:extLst>
+    <a:ext uri="{05A4C25C-085E-4340-85A3-A5531E510DB2}">
+      <thm15:themeFamily xmlns:thm15="http://schemas.microsoft.com/office/thememl/2012/main" name="Office Theme" id="{2E142A2C-CD16-42D6-873A-C26D2A0506FA}" vid="{1BDDFF52-6CD6-40A5-AB3C-68EB2F1E4D0A}"/>
+    </a:ext>
+  </a:extLst>
+</a:theme>
 </file>